--- a/Low Battery Team Contribution Statement.docx
+++ b/Low Battery Team Contribution Statement.docx
@@ -63,7 +63,75 @@
         <w:t>Conducted dataset inspection and quality assessment.</w:t>
       </w:r>
     </w:p>
-    <w:p xmlns:wp14="http://schemas.microsoft.com/office/word/2010/wordml" wp14:paraId="07869E55" wp14:textId="510B43F7">
+    <w:p xmlns:wp14="http://schemas.microsoft.com/office/word/2010/wordml" wp14:paraId="405BC35A" wp14:textId="2A97D489">
+      <w:pPr>
+        <w:pStyle w:val="Normal"/>
+      </w:pPr>
+      <w:r>
+        <w:rPr/>
+        <w:t>Investigated data quality issues and documented findings.</w:t>
+      </w:r>
+    </w:p>
+    <w:p xmlns:wp14="http://schemas.microsoft.com/office/word/2010/wordml" wp14:paraId="0558AE22" wp14:textId="3967527F">
+      <w:pPr>
+        <w:pStyle w:val="Normal"/>
+      </w:pPr>
+      <w:r>
+        <w:rPr/>
+        <w:t>Implemented data cleaning and transformation procedures.</w:t>
+      </w:r>
+    </w:p>
+    <w:p xmlns:wp14="http://schemas.microsoft.com/office/word/2010/wordml" wp14:paraId="48F192EB" wp14:textId="68F87BA8">
+      <w:pPr>
+        <w:pStyle w:val="Normal"/>
+      </w:pPr>
+      <w:r>
+        <w:rPr/>
+        <w:t>Contributed to exploratory data analysis documentation and interpretation.</w:t>
+      </w:r>
+    </w:p>
+    <w:p xmlns:wp14="http://schemas.microsoft.com/office/word/2010/wordml" wp14:paraId="454DB953" wp14:textId="6CF061F0">
+      <w:pPr>
+        <w:pStyle w:val="Normal"/>
+      </w:pPr>
+      <w:r>
+        <w:rPr/>
+        <w:t>Developed the data pipeline diagram.</w:t>
+      </w:r>
+    </w:p>
+    <w:p xmlns:wp14="http://schemas.microsoft.com/office/word/2010/wordml" wp14:paraId="0CB5BD47" wp14:textId="1CABDD12">
+      <w:pPr>
+        <w:pStyle w:val="Normal"/>
+      </w:pPr>
+    </w:p>
+    <w:p xmlns:wp14="http://schemas.microsoft.com/office/word/2010/wordml" wp14:paraId="6E39D33A" wp14:textId="36FE672D">
+      <w:pPr>
+        <w:pStyle w:val="Normal"/>
+      </w:pPr>
+      <w:r>
+        <w:rPr/>
+        <w:t>Huyin Song Contributions</w:t>
+      </w:r>
+    </w:p>
+    <w:p xmlns:wp14="http://schemas.microsoft.com/office/word/2010/wordml" wp14:paraId="74F16716" wp14:textId="437744D9">
+      <w:pPr>
+        <w:pStyle w:val="Normal"/>
+      </w:pPr>
+      <w:r>
+        <w:rPr/>
+        <w:t>Established and maintained the project repository structure.</w:t>
+      </w:r>
+    </w:p>
+    <w:p xmlns:wp14="http://schemas.microsoft.com/office/word/2010/wordml" wp14:paraId="11A5C375" wp14:textId="236F68A0">
+      <w:pPr>
+        <w:pStyle w:val="Normal"/>
+      </w:pPr>
+      <w:r>
+        <w:rPr/>
+        <w:t>Implemented dataset loading and preprocessing procedures.</w:t>
+      </w:r>
+    </w:p>
+    <w:p>
       <w:pPr>
         <w:pStyle w:val="Normal"/>
       </w:pPr>
@@ -72,90 +140,13 @@
         <w:t>Examined dataset structure, data types, missing values, and duplicate records.</w:t>
       </w:r>
     </w:p>
-    <w:p xmlns:wp14="http://schemas.microsoft.com/office/word/2010/wordml" wp14:paraId="405BC35A" wp14:textId="2A97D489">
-      <w:pPr>
-        <w:pStyle w:val="Normal"/>
-      </w:pPr>
-      <w:r>
-        <w:rPr/>
-        <w:t>Investigated data quality issues and documented findings.</w:t>
-      </w:r>
-    </w:p>
-    <w:p xmlns:wp14="http://schemas.microsoft.com/office/word/2010/wordml" wp14:paraId="0558AE22" wp14:textId="3967527F">
-      <w:pPr>
-        <w:pStyle w:val="Normal"/>
-      </w:pPr>
-      <w:r>
-        <w:rPr/>
-        <w:t>Implemented data cleaning and transformation procedures.</w:t>
-      </w:r>
-    </w:p>
-    <w:p xmlns:wp14="http://schemas.microsoft.com/office/word/2010/wordml" wp14:paraId="28FB1A66" wp14:textId="5F5CCBC3">
+    <w:p>
       <w:pPr>
         <w:pStyle w:val="Normal"/>
       </w:pPr>
       <w:r>
         <w:rPr/>
         <w:t>Removed irrelevant and target-leakage features from the dataset.</w:t>
-      </w:r>
-    </w:p>
-    <w:p xmlns:wp14="http://schemas.microsoft.com/office/word/2010/wordml" wp14:paraId="48F192EB" wp14:textId="68F87BA8">
-      <w:pPr>
-        <w:pStyle w:val="Normal"/>
-      </w:pPr>
-      <w:r>
-        <w:rPr/>
-        <w:t>Contributed to exploratory data analysis documentation and interpretation.</w:t>
-      </w:r>
-    </w:p>
-    <w:p xmlns:wp14="http://schemas.microsoft.com/office/word/2010/wordml" wp14:paraId="454DB953" wp14:textId="6CF061F0">
-      <w:pPr>
-        <w:pStyle w:val="Normal"/>
-      </w:pPr>
-      <w:r>
-        <w:rPr/>
-        <w:t>Developed the data pipeline diagram.</w:t>
-      </w:r>
-    </w:p>
-    <w:p xmlns:wp14="http://schemas.microsoft.com/office/word/2010/wordml" wp14:paraId="5D26F4E5" wp14:textId="72098004">
-      <w:pPr>
-        <w:pStyle w:val="Normal"/>
-      </w:pPr>
-      <w:r>
-        <w:rPr/>
-        <w:t>Assisted with report preparation and review.</w:t>
-      </w:r>
-    </w:p>
-    <w:p xmlns:wp14="http://schemas.microsoft.com/office/word/2010/wordml" wp14:paraId="0CB5BD47" wp14:textId="1CABDD12">
-      <w:pPr>
-        <w:pStyle w:val="Normal"/>
-      </w:pPr>
-    </w:p>
-    <w:p xmlns:wp14="http://schemas.microsoft.com/office/word/2010/wordml" wp14:paraId="6E39D33A" wp14:textId="36FE672D">
-      <w:pPr>
-        <w:pStyle w:val="Normal"/>
-      </w:pPr>
-      <w:r>
-        <w:rPr/>
-        <w:t>Huyin Song Contributions</w:t>
-      </w:r>
-    </w:p>
-    <w:p xmlns:wp14="http://schemas.microsoft.com/office/word/2010/wordml" wp14:paraId="74F16716" wp14:textId="437744D9">
-      <w:pPr>
-        <w:pStyle w:val="Normal"/>
-      </w:pPr>
-      <w:r>
-        <w:rPr/>
-        <w:t>Established and maintained the project repository structure.</w:t>
-      </w:r>
-    </w:p>
-    <w:p xmlns:wp14="http://schemas.microsoft.com/office/word/2010/wordml" wp14:paraId="11A5C375" wp14:textId="236F68A0">
-      <w:pPr>
-        <w:pStyle w:val="Normal"/>
-      </w:pPr>
-      <w:r>
-        <w:rPr/>
-        <w:t>Implemented dataset loading and preprocessing procedures.</w:t>
       </w:r>
     </w:p>
     <w:p xmlns:wp14="http://schemas.microsoft.com/office/word/2010/wordml" wp14:paraId="6E59FDE0" wp14:textId="336B6B90">

--- a/Low Battery Team Contribution Statement.docx
+++ b/Low Battery Team Contribution Statement.docx
@@ -45,7 +45,7 @@
         <w:pStyle w:val="Normal"/>
       </w:pPr>
     </w:p>
-    <w:p xmlns:wp14="http://schemas.microsoft.com/office/word/2010/wordml" wp14:paraId="5FC32903" wp14:textId="3B82BD55">
+    <w:p xmlns:wp14="http://schemas.microsoft.com/office/word/2010/wordml" wp14:paraId="0D67E27C" wp14:textId="71A2B3D1">
       <w:pPr>
         <w:pStyle w:val="Normal"/>
       </w:pPr>
@@ -54,15 +54,6 @@
         <w:t>Erin Sandra Christopher Contributions</w:t>
       </w:r>
     </w:p>
-    <w:p xmlns:wp14="http://schemas.microsoft.com/office/word/2010/wordml" wp14:paraId="0D67E27C" wp14:textId="639D9A85">
-      <w:pPr>
-        <w:pStyle w:val="Normal"/>
-      </w:pPr>
-      <w:r>
-        <w:rPr/>
-        <w:t>Conducted dataset inspection and quality assessment.</w:t>
-      </w:r>
-    </w:p>
     <w:p xmlns:wp14="http://schemas.microsoft.com/office/word/2010/wordml" wp14:paraId="405BC35A" wp14:textId="2A97D489">
       <w:pPr>
         <w:pStyle w:val="Normal"/>
@@ -72,24 +63,6 @@
         <w:t>Investigated data quality issues and documented findings.</w:t>
       </w:r>
     </w:p>
-    <w:p xmlns:wp14="http://schemas.microsoft.com/office/word/2010/wordml" wp14:paraId="0558AE22" wp14:textId="3967527F">
-      <w:pPr>
-        <w:pStyle w:val="Normal"/>
-      </w:pPr>
-      <w:r>
-        <w:rPr/>
-        <w:t>Implemented data cleaning and transformation procedures.</w:t>
-      </w:r>
-    </w:p>
-    <w:p xmlns:wp14="http://schemas.microsoft.com/office/word/2010/wordml" wp14:paraId="48F192EB" wp14:textId="68F87BA8">
-      <w:pPr>
-        <w:pStyle w:val="Normal"/>
-      </w:pPr>
-      <w:r>
-        <w:rPr/>
-        <w:t>Contributed to exploratory data analysis documentation and interpretation.</w:t>
-      </w:r>
-    </w:p>
     <w:p xmlns:wp14="http://schemas.microsoft.com/office/word/2010/wordml" wp14:paraId="454DB953" wp14:textId="6CF061F0">
       <w:pPr>
         <w:pStyle w:val="Normal"/>
@@ -99,27 +72,27 @@
         <w:t>Developed the data pipeline diagram.</w:t>
       </w:r>
     </w:p>
+    <w:p>
+      <w:pPr>
+        <w:pStyle w:val="Normal"/>
+      </w:pPr>
+      <w:r>
+        <w:rPr/>
+        <w:t>Produced the team contribution statement.</w:t>
+      </w:r>
+    </w:p>
     <w:p xmlns:wp14="http://schemas.microsoft.com/office/word/2010/wordml" wp14:paraId="0CB5BD47" wp14:textId="1CABDD12">
       <w:pPr>
         <w:pStyle w:val="Normal"/>
       </w:pPr>
     </w:p>
-    <w:p xmlns:wp14="http://schemas.microsoft.com/office/word/2010/wordml" wp14:paraId="6E39D33A" wp14:textId="36FE672D">
+    <w:p xmlns:wp14="http://schemas.microsoft.com/office/word/2010/wordml" wp14:paraId="74F16716" wp14:textId="5D8E9235">
       <w:pPr>
         <w:pStyle w:val="Normal"/>
       </w:pPr>
       <w:r>
         <w:rPr/>
         <w:t>Huyin Song Contributions</w:t>
-      </w:r>
-    </w:p>
-    <w:p xmlns:wp14="http://schemas.microsoft.com/office/word/2010/wordml" wp14:paraId="74F16716" wp14:textId="437744D9">
-      <w:pPr>
-        <w:pStyle w:val="Normal"/>
-      </w:pPr>
-      <w:r>
-        <w:rPr/>
-        <w:t>Established and maintained the project repository structure.</w:t>
       </w:r>
     </w:p>
     <w:p xmlns:wp14="http://schemas.microsoft.com/office/word/2010/wordml" wp14:paraId="11A5C375" wp14:textId="236F68A0">

--- a/Low Battery Team Contribution Statement.docx
+++ b/Low Battery Team Contribution Statement.docx
@@ -1,288 +1,982 @@
 
-<file path=word/document2.xml><?xml version="1.0" encoding="utf-8"?>
-<w:document xmlns:wpc="http://schemas.microsoft.com/office/word/2010/wordprocessingCanvas" xmlns:mc="http://schemas.openxmlformats.org/markup-compatibility/2006" xmlns:o="urn:schemas-microsoft-com:office:office" xmlns:r="http://schemas.openxmlformats.org/officeDocument/2006/relationships" xmlns:m="http://schemas.openxmlformats.org/officeDocument/2006/math" xmlns:v="urn:schemas-microsoft-com:vml" xmlns:wp14="http://schemas.microsoft.com/office/word/2010/wordprocessingDrawing" xmlns:wp="http://schemas.openxmlformats.org/drawingml/2006/wordprocessingDrawing" xmlns:w10="urn:schemas-microsoft-com:office:word" xmlns:w="http://schemas.openxmlformats.org/wordprocessingml/2006/main" xmlns:w14="http://schemas.microsoft.com/office/word/2010/wordml" xmlns:w15="http://schemas.microsoft.com/office/word/2012/wordml" xmlns:wpg="http://schemas.microsoft.com/office/word/2010/wordprocessingGroup" xmlns:wpi="http://schemas.microsoft.com/office/word/2010/wordprocessingInk" xmlns:wne="http://schemas.microsoft.com/office/word/2006/wordml" xmlns:wps="http://schemas.microsoft.com/office/word/2010/wordprocessingShape" xmlns:w16se="http://schemas.microsoft.com/office/word/2015/wordml/symex" xmlns:w16cid="http://schemas.microsoft.com/office/word/2016/wordml/cid" xmlns:w16="http://schemas.microsoft.com/office/word/2018/wordml" xmlns:w16cex="http://schemas.microsoft.com/office/word/2018/wordml/cex" xmlns:w16sdtdh="http://schemas.microsoft.com/office/word/2020/wordml/sdtdatahash" xmlns:w16sdtfl="http://schemas.microsoft.com/office/word/2024/wordml/sdtformatlock" mc:Ignorable="w14 w15 wp14 w16se w16cid w16 w16cex w16sdtdh w16sdtfl">
+<file path=word/document.xml><?xml version="1.0" encoding="utf-8"?>
+<w:document xmlns:wpc="http://schemas.microsoft.com/office/word/2010/wordprocessingCanvas" xmlns:cx="http://schemas.microsoft.com/office/drawing/2014/chartex" xmlns:cx1="http://schemas.microsoft.com/office/drawing/2015/9/8/chartex" xmlns:cx2="http://schemas.microsoft.com/office/drawing/2015/10/21/chartex" xmlns:cx3="http://schemas.microsoft.com/office/drawing/2016/5/9/chartex" xmlns:cx4="http://schemas.microsoft.com/office/drawing/2016/5/10/chartex" xmlns:cx5="http://schemas.microsoft.com/office/drawing/2016/5/11/chartex" xmlns:cx6="http://schemas.microsoft.com/office/drawing/2016/5/12/chartex" xmlns:cx7="http://schemas.microsoft.com/office/drawing/2016/5/13/chartex" xmlns:cx8="http://schemas.microsoft.com/office/drawing/2016/5/14/chartex" xmlns:mc="http://schemas.openxmlformats.org/markup-compatibility/2006" xmlns:aink="http://schemas.microsoft.com/office/drawing/2016/ink" xmlns:am3d="http://schemas.microsoft.com/office/drawing/2017/model3d" xmlns:o="urn:schemas-microsoft-com:office:office" xmlns:oel="http://schemas.microsoft.com/office/2019/extlst" xmlns:r="http://schemas.openxmlformats.org/officeDocument/2006/relationships" xmlns:m="http://schemas.openxmlformats.org/officeDocument/2006/math" xmlns:v="urn:schemas-microsoft-com:vml" xmlns:wp14="http://schemas.microsoft.com/office/word/2010/wordprocessingDrawing" xmlns:wp="http://schemas.openxmlformats.org/drawingml/2006/wordprocessingDrawing" xmlns:w10="urn:schemas-microsoft-com:office:word" xmlns:w="http://schemas.openxmlformats.org/wordprocessingml/2006/main" xmlns:w14="http://schemas.microsoft.com/office/word/2010/wordml" xmlns:w15="http://schemas.microsoft.com/office/word/2012/wordml" xmlns:w16cex="http://schemas.microsoft.com/office/word/2018/wordml/cex" xmlns:w16cid="http://schemas.microsoft.com/office/word/2016/wordml/cid" xmlns:w16="http://schemas.microsoft.com/office/word/2018/wordml" xmlns:w16du="http://schemas.microsoft.com/office/word/2023/wordml/word16du" xmlns:w16sdtdh="http://schemas.microsoft.com/office/word/2020/wordml/sdtdatahash" xmlns:w16sdtfl="http://schemas.microsoft.com/office/word/2024/wordml/sdtformatlock" xmlns:w16se="http://schemas.microsoft.com/office/word/2015/wordml/symex" xmlns:wpg="http://schemas.microsoft.com/office/word/2010/wordprocessingGroup" xmlns:wpi="http://schemas.microsoft.com/office/word/2010/wordprocessingInk" xmlns:wne="http://schemas.microsoft.com/office/word/2006/wordml" xmlns:wps="http://schemas.microsoft.com/office/word/2010/wordprocessingShape" mc:Ignorable="w14 w15 w16se w16cid w16 w16cex w16sdtdh w16sdtfl w16du wp14">
   <w:body>
-    <w:p xmlns:wp14="http://schemas.microsoft.com/office/word/2010/wordml" wp14:paraId="4ECC7A52" wp14:textId="282664AA">
-      <w:r>
-        <w:rPr/>
+    <w:p>
+      <w:r>
         <w:t>Low Battery Team Contribution Statement</w:t>
       </w:r>
     </w:p>
-    <w:p xmlns:wp14="http://schemas.microsoft.com/office/word/2010/wordml" wp14:paraId="2C5B03B1" wp14:textId="16E47A58">
+    <w:p/>
+    <w:p>
       <w:pPr>
-        <w:pStyle w:val="Normal"/>
+        <w:pStyle w:val="ListParagraph"/>
+        <w:numPr>
+          <w:ilvl w:val="0"/>
+          <w:numId w:val="1"/>
+        </w:numPr>
+        <w:rPr>
+          <w:rFonts w:ascii="Bahnschrift SemiLight" w:hAnsi="Bahnschrift SemiLight"/>
+          <w:sz w:val="28"/>
+          <w:szCs w:val="28"/>
+        </w:rPr>
       </w:pPr>
-    </w:p>
-    <w:p xmlns:wp14="http://schemas.microsoft.com/office/word/2010/wordml" wp14:paraId="17161881" wp14:textId="2FEB4DC6">
+      <w:r>
+        <w:rPr>
+          <w:rFonts w:ascii="Bahnschrift SemiLight" w:hAnsi="Bahnschrift SemiLight"/>
+          <w:sz w:val="28"/>
+          <w:szCs w:val="28"/>
+        </w:rPr>
+        <w:t>Team members:</w:t>
+      </w:r>
+    </w:p>
+    <w:p>
       <w:pPr>
-        <w:pStyle w:val="Normal"/>
+        <w:rPr>
+          <w:rFonts w:ascii="Bahnschrift SemiLight" w:hAnsi="Bahnschrift SemiLight"/>
+          <w:sz w:val="28"/>
+          <w:szCs w:val="28"/>
+        </w:rPr>
       </w:pPr>
       <w:r>
-        <w:rPr/>
-        <w:t>Team Members</w:t>
-      </w:r>
-    </w:p>
-    <w:p xmlns:wp14="http://schemas.microsoft.com/office/word/2010/wordml" wp14:paraId="0EDCA254" wp14:textId="65B339AD">
+        <w:rPr>
+          <w:rFonts w:ascii="Bahnschrift SemiLight" w:hAnsi="Bahnschrift SemiLight"/>
+          <w:sz w:val="28"/>
+          <w:szCs w:val="28"/>
+        </w:rPr>
+        <w:t>Erin Sandra Christopher (24222848)</w:t>
+      </w:r>
+    </w:p>
+    <w:p>
       <w:pPr>
-        <w:pStyle w:val="Normal"/>
+        <w:rPr>
+          <w:rFonts w:ascii="Bahnschrift SemiLight" w:hAnsi="Bahnschrift SemiLight"/>
+          <w:sz w:val="28"/>
+          <w:szCs w:val="28"/>
+        </w:rPr>
       </w:pPr>
       <w:r>
-        <w:rPr/>
-        <w:t>Erin Sandra Christopher</w:t>
-      </w:r>
-    </w:p>
-    <w:p xmlns:wp14="http://schemas.microsoft.com/office/word/2010/wordml" wp14:paraId="08CAD75E" wp14:textId="7F5D90E1">
+        <w:rPr>
+          <w:rFonts w:ascii="Bahnschrift SemiLight" w:hAnsi="Bahnschrift SemiLight"/>
+          <w:sz w:val="28"/>
+          <w:szCs w:val="28"/>
+        </w:rPr>
+        <w:t>Huyin Song (25331396)</w:t>
+      </w:r>
+    </w:p>
+    <w:p>
       <w:pPr>
-        <w:pStyle w:val="Normal"/>
+        <w:rPr>
+          <w:rFonts w:ascii="Bahnschrift SemiLight" w:hAnsi="Bahnschrift SemiLight"/>
+          <w:sz w:val="28"/>
+          <w:szCs w:val="28"/>
+        </w:rPr>
       </w:pPr>
-      <w:r>
-        <w:rPr/>
-        <w:t>Huyin Song</w:t>
-      </w:r>
-    </w:p>
-    <w:p xmlns:wp14="http://schemas.microsoft.com/office/word/2010/wordml" wp14:paraId="24903ED3" wp14:textId="35D38F5A">
+    </w:p>
+    <w:tbl>
+      <w:tblPr>
+        <w:tblStyle w:val="TableGrid"/>
+        <w:tblW w:w="0" w:type="auto"/>
+        <w:tblLook w:val="04A0" w:firstRow="1" w:lastRow="0" w:firstColumn="1" w:lastColumn="0" w:noHBand="0" w:noVBand="1"/>
+      </w:tblPr>
+      <w:tblGrid>
+        <w:gridCol w:w="3005"/>
+        <w:gridCol w:w="3005"/>
+        <w:gridCol w:w="3006"/>
+      </w:tblGrid>
+      <w:tr>
+        <w:tc>
+          <w:tcPr>
+            <w:tcW w:w="3005" w:type="dxa"/>
+            <w:vMerge w:val="restart"/>
+            <w:vAlign w:val="center"/>
+          </w:tcPr>
+          <w:p>
+            <w:pPr>
+              <w:jc w:val="center"/>
+              <w:rPr>
+                <w:rFonts w:ascii="Bahnschrift SemiLight" w:hAnsi="Bahnschrift SemiLight"/>
+                <w:sz w:val="28"/>
+                <w:szCs w:val="28"/>
+              </w:rPr>
+            </w:pPr>
+            <w:r>
+              <w:rPr>
+                <w:b/>
+                <w:bCs/>
+                <w:sz w:val="28"/>
+                <w:szCs w:val="28"/>
+              </w:rPr>
+              <w:t>Task</w:t>
+            </w:r>
+          </w:p>
+        </w:tc>
+        <w:tc>
+          <w:tcPr>
+            <w:tcW w:w="6011" w:type="dxa"/>
+            <w:gridSpan w:val="2"/>
+          </w:tcPr>
+          <w:p>
+            <w:pPr>
+              <w:jc w:val="center"/>
+              <w:rPr>
+                <w:b/>
+                <w:bCs/>
+                <w:sz w:val="28"/>
+                <w:szCs w:val="28"/>
+              </w:rPr>
+            </w:pPr>
+            <w:r>
+              <w:rPr>
+                <w:b/>
+                <w:bCs/>
+                <w:sz w:val="28"/>
+                <w:szCs w:val="28"/>
+              </w:rPr>
+              <w:t>Team Member’s Contributions</w:t>
+            </w:r>
+          </w:p>
+        </w:tc>
+      </w:tr>
+      <w:tr>
+        <w:tc>
+          <w:tcPr>
+            <w:tcW w:w="3005" w:type="dxa"/>
+            <w:vMerge/>
+          </w:tcPr>
+          <w:p>
+            <w:pPr>
+              <w:jc w:val="center"/>
+              <w:rPr>
+                <w:b/>
+                <w:bCs/>
+                <w:sz w:val="28"/>
+                <w:szCs w:val="28"/>
+              </w:rPr>
+            </w:pPr>
+          </w:p>
+        </w:tc>
+        <w:tc>
+          <w:tcPr>
+            <w:tcW w:w="3005" w:type="dxa"/>
+          </w:tcPr>
+          <w:p>
+            <w:pPr>
+              <w:jc w:val="center"/>
+              <w:rPr>
+                <w:rFonts w:ascii="Bahnschrift SemiLight" w:hAnsi="Bahnschrift SemiLight"/>
+                <w:i/>
+                <w:iCs/>
+                <w:sz w:val="28"/>
+                <w:szCs w:val="28"/>
+              </w:rPr>
+            </w:pPr>
+            <w:r>
+              <w:rPr>
+                <w:rFonts w:ascii="Bahnschrift SemiLight" w:hAnsi="Bahnschrift SemiLight"/>
+                <w:i/>
+                <w:iCs/>
+                <w:sz w:val="28"/>
+                <w:szCs w:val="28"/>
+              </w:rPr>
+              <w:t>Huyin</w:t>
+            </w:r>
+          </w:p>
+        </w:tc>
+        <w:tc>
+          <w:tcPr>
+            <w:tcW w:w="3006" w:type="dxa"/>
+          </w:tcPr>
+          <w:p>
+            <w:pPr>
+              <w:jc w:val="center"/>
+              <w:rPr>
+                <w:rFonts w:ascii="Bahnschrift SemiLight" w:hAnsi="Bahnschrift SemiLight"/>
+                <w:i/>
+                <w:iCs/>
+                <w:sz w:val="28"/>
+                <w:szCs w:val="28"/>
+              </w:rPr>
+            </w:pPr>
+            <w:r>
+              <w:rPr>
+                <w:rFonts w:ascii="Bahnschrift SemiLight" w:hAnsi="Bahnschrift SemiLight"/>
+                <w:i/>
+                <w:iCs/>
+                <w:sz w:val="28"/>
+                <w:szCs w:val="28"/>
+              </w:rPr>
+              <w:t>Erin</w:t>
+            </w:r>
+          </w:p>
+        </w:tc>
+      </w:tr>
+      <w:tr>
+        <w:tc>
+          <w:tcPr>
+            <w:tcW w:w="3005" w:type="dxa"/>
+          </w:tcPr>
+          <w:p>
+            <w:pPr>
+              <w:jc w:val="center"/>
+              <w:rPr>
+                <w:rFonts w:ascii="Bahnschrift SemiLight" w:hAnsi="Bahnschrift SemiLight"/>
+                <w:sz w:val="28"/>
+                <w:szCs w:val="28"/>
+              </w:rPr>
+            </w:pPr>
+            <w:r>
+              <w:rPr>
+                <w:rFonts w:ascii="Bahnschrift SemiLight" w:hAnsi="Bahnschrift SemiLight"/>
+                <w:sz w:val="28"/>
+                <w:szCs w:val="28"/>
+              </w:rPr>
+              <w:t>Number of commits to GitHub</w:t>
+            </w:r>
+          </w:p>
+        </w:tc>
+        <w:tc>
+          <w:tcPr>
+            <w:tcW w:w="3005" w:type="dxa"/>
+          </w:tcPr>
+          <w:p>
+            <w:pPr>
+              <w:jc w:val="center"/>
+              <w:rPr>
+                <w:rFonts w:ascii="Bahnschrift SemiLight" w:hAnsi="Bahnschrift SemiLight"/>
+                <w:sz w:val="28"/>
+                <w:szCs w:val="28"/>
+              </w:rPr>
+            </w:pPr>
+            <w:r>
+              <w:rPr>
+                <w:rFonts w:ascii="Bahnschrift SemiLight" w:hAnsi="Bahnschrift SemiLight"/>
+                <w:sz w:val="28"/>
+                <w:szCs w:val="28"/>
+              </w:rPr>
+              <w:t>20 (68.97%)*</w:t>
+            </w:r>
+          </w:p>
+        </w:tc>
+        <w:tc>
+          <w:tcPr>
+            <w:tcW w:w="3006" w:type="dxa"/>
+          </w:tcPr>
+          <w:p>
+            <w:pPr>
+              <w:jc w:val="center"/>
+              <w:rPr>
+                <w:rFonts w:ascii="Bahnschrift SemiLight" w:hAnsi="Bahnschrift SemiLight"/>
+                <w:sz w:val="28"/>
+                <w:szCs w:val="28"/>
+              </w:rPr>
+            </w:pPr>
+            <w:r>
+              <w:rPr>
+                <w:rFonts w:ascii="Bahnschrift SemiLight" w:hAnsi="Bahnschrift SemiLight"/>
+                <w:sz w:val="28"/>
+                <w:szCs w:val="28"/>
+              </w:rPr>
+              <w:t>9 (31.03%)*</w:t>
+            </w:r>
+          </w:p>
+        </w:tc>
+      </w:tr>
+      <w:tr>
+        <w:tc>
+          <w:tcPr>
+            <w:tcW w:w="3005" w:type="dxa"/>
+          </w:tcPr>
+          <w:p>
+            <w:pPr>
+              <w:jc w:val="center"/>
+              <w:rPr>
+                <w:rFonts w:ascii="Bahnschrift SemiLight" w:hAnsi="Bahnschrift SemiLight"/>
+                <w:sz w:val="28"/>
+                <w:szCs w:val="28"/>
+              </w:rPr>
+            </w:pPr>
+            <w:r>
+              <w:rPr>
+                <w:rFonts w:ascii="Bahnschrift SemiLight" w:hAnsi="Bahnschrift SemiLight"/>
+                <w:sz w:val="28"/>
+                <w:szCs w:val="28"/>
+              </w:rPr>
+              <w:t>Number of additions to GitHub</w:t>
+            </w:r>
+          </w:p>
+        </w:tc>
+        <w:tc>
+          <w:tcPr>
+            <w:tcW w:w="3005" w:type="dxa"/>
+          </w:tcPr>
+          <w:p>
+            <w:pPr>
+              <w:jc w:val="center"/>
+              <w:rPr>
+                <w:rFonts w:ascii="Bahnschrift SemiLight" w:hAnsi="Bahnschrift SemiLight"/>
+                <w:sz w:val="28"/>
+                <w:szCs w:val="28"/>
+              </w:rPr>
+            </w:pPr>
+            <w:r>
+              <w:rPr>
+                <w:rFonts w:ascii="Bahnschrift SemiLight" w:hAnsi="Bahnschrift SemiLight"/>
+                <w:sz w:val="28"/>
+                <w:szCs w:val="28"/>
+              </w:rPr>
+              <w:t>36,242*</w:t>
+            </w:r>
+          </w:p>
+          <w:p>
+            <w:pPr>
+              <w:jc w:val="center"/>
+              <w:rPr>
+                <w:rFonts w:ascii="Bahnschrift SemiLight" w:hAnsi="Bahnschrift SemiLight"/>
+                <w:sz w:val="28"/>
+                <w:szCs w:val="28"/>
+              </w:rPr>
+            </w:pPr>
+            <w:r>
+              <w:rPr>
+                <w:rFonts w:ascii="Bahnschrift SemiLight" w:hAnsi="Bahnschrift SemiLight"/>
+                <w:sz w:val="28"/>
+                <w:szCs w:val="28"/>
+              </w:rPr>
+              <w:t>99.94%</w:t>
+            </w:r>
+          </w:p>
+        </w:tc>
+        <w:tc>
+          <w:tcPr>
+            <w:tcW w:w="3006" w:type="dxa"/>
+          </w:tcPr>
+          <w:p>
+            <w:pPr>
+              <w:jc w:val="center"/>
+              <w:rPr>
+                <w:rFonts w:ascii="Bahnschrift SemiLight" w:hAnsi="Bahnschrift SemiLight"/>
+                <w:sz w:val="28"/>
+                <w:szCs w:val="28"/>
+              </w:rPr>
+            </w:pPr>
+            <w:r>
+              <w:rPr>
+                <w:rFonts w:ascii="Bahnschrift SemiLight" w:hAnsi="Bahnschrift SemiLight"/>
+                <w:sz w:val="28"/>
+                <w:szCs w:val="28"/>
+              </w:rPr>
+              <w:t>22*</w:t>
+            </w:r>
+          </w:p>
+          <w:p>
+            <w:pPr>
+              <w:jc w:val="center"/>
+              <w:rPr>
+                <w:rFonts w:ascii="Bahnschrift SemiLight" w:hAnsi="Bahnschrift SemiLight"/>
+                <w:sz w:val="28"/>
+                <w:szCs w:val="28"/>
+              </w:rPr>
+            </w:pPr>
+            <w:r>
+              <w:rPr>
+                <w:rFonts w:ascii="Bahnschrift SemiLight" w:hAnsi="Bahnschrift SemiLight"/>
+                <w:sz w:val="28"/>
+                <w:szCs w:val="28"/>
+              </w:rPr>
+              <w:t>0.06%</w:t>
+            </w:r>
+          </w:p>
+        </w:tc>
+      </w:tr>
+      <w:tr>
+        <w:tc>
+          <w:tcPr>
+            <w:tcW w:w="3005" w:type="dxa"/>
+          </w:tcPr>
+          <w:p>
+            <w:pPr>
+              <w:jc w:val="center"/>
+              <w:rPr>
+                <w:rFonts w:ascii="Bahnschrift SemiLight" w:hAnsi="Bahnschrift SemiLight"/>
+                <w:sz w:val="28"/>
+                <w:szCs w:val="28"/>
+              </w:rPr>
+            </w:pPr>
+            <w:r>
+              <w:rPr>
+                <w:rFonts w:ascii="Bahnschrift SemiLight" w:hAnsi="Bahnschrift SemiLight"/>
+                <w:sz w:val="28"/>
+                <w:szCs w:val="28"/>
+              </w:rPr>
+              <w:t>Number of Deletions to GitHub</w:t>
+            </w:r>
+          </w:p>
+        </w:tc>
+        <w:tc>
+          <w:tcPr>
+            <w:tcW w:w="3005" w:type="dxa"/>
+          </w:tcPr>
+          <w:p>
+            <w:pPr>
+              <w:jc w:val="center"/>
+              <w:rPr>
+                <w:rFonts w:ascii="Bahnschrift SemiLight" w:hAnsi="Bahnschrift SemiLight"/>
+                <w:sz w:val="28"/>
+                <w:szCs w:val="28"/>
+              </w:rPr>
+            </w:pPr>
+            <w:r>
+              <w:rPr>
+                <w:rFonts w:ascii="Bahnschrift SemiLight" w:hAnsi="Bahnschrift SemiLight"/>
+                <w:sz w:val="28"/>
+                <w:szCs w:val="28"/>
+              </w:rPr>
+              <w:t>24,578*</w:t>
+            </w:r>
+          </w:p>
+          <w:p>
+            <w:pPr>
+              <w:jc w:val="center"/>
+              <w:rPr>
+                <w:rFonts w:ascii="Bahnschrift SemiLight" w:hAnsi="Bahnschrift SemiLight"/>
+                <w:sz w:val="28"/>
+                <w:szCs w:val="28"/>
+              </w:rPr>
+            </w:pPr>
+            <w:r>
+              <w:rPr>
+                <w:rFonts w:ascii="Bahnschrift SemiLight" w:hAnsi="Bahnschrift SemiLight"/>
+                <w:sz w:val="28"/>
+                <w:szCs w:val="28"/>
+              </w:rPr>
+              <w:t>99.88%</w:t>
+            </w:r>
+          </w:p>
+        </w:tc>
+        <w:tc>
+          <w:tcPr>
+            <w:tcW w:w="3006" w:type="dxa"/>
+          </w:tcPr>
+          <w:p>
+            <w:pPr>
+              <w:jc w:val="center"/>
+              <w:rPr>
+                <w:rFonts w:ascii="Bahnschrift SemiLight" w:hAnsi="Bahnschrift SemiLight"/>
+                <w:sz w:val="28"/>
+                <w:szCs w:val="28"/>
+              </w:rPr>
+            </w:pPr>
+            <w:r>
+              <w:rPr>
+                <w:rFonts w:ascii="Bahnschrift SemiLight" w:hAnsi="Bahnschrift SemiLight"/>
+                <w:sz w:val="28"/>
+                <w:szCs w:val="28"/>
+              </w:rPr>
+              <w:t>30*</w:t>
+            </w:r>
+          </w:p>
+          <w:p>
+            <w:pPr>
+              <w:jc w:val="center"/>
+              <w:rPr>
+                <w:rFonts w:ascii="Bahnschrift SemiLight" w:hAnsi="Bahnschrift SemiLight"/>
+                <w:sz w:val="28"/>
+                <w:szCs w:val="28"/>
+              </w:rPr>
+            </w:pPr>
+            <w:r>
+              <w:rPr>
+                <w:rFonts w:ascii="Bahnschrift SemiLight" w:hAnsi="Bahnschrift SemiLight"/>
+                <w:sz w:val="28"/>
+                <w:szCs w:val="28"/>
+              </w:rPr>
+              <w:t>0.12%</w:t>
+            </w:r>
+          </w:p>
+        </w:tc>
+      </w:tr>
+      <w:tr>
+        <w:tc>
+          <w:tcPr>
+            <w:tcW w:w="3005" w:type="dxa"/>
+          </w:tcPr>
+          <w:p>
+            <w:pPr>
+              <w:jc w:val="center"/>
+              <w:rPr>
+                <w:rFonts w:ascii="Bahnschrift SemiLight" w:hAnsi="Bahnschrift SemiLight"/>
+                <w:sz w:val="28"/>
+                <w:szCs w:val="28"/>
+              </w:rPr>
+            </w:pPr>
+            <w:r>
+              <w:rPr>
+                <w:rFonts w:ascii="Bahnschrift SemiLight" w:hAnsi="Bahnschrift SemiLight"/>
+                <w:sz w:val="28"/>
+                <w:szCs w:val="28"/>
+              </w:rPr>
+              <w:t>Data pipeline diagram</w:t>
+            </w:r>
+          </w:p>
+        </w:tc>
+        <w:tc>
+          <w:tcPr>
+            <w:tcW w:w="3005" w:type="dxa"/>
+          </w:tcPr>
+          <w:p>
+            <w:pPr>
+              <w:jc w:val="center"/>
+              <w:rPr>
+                <w:rFonts w:ascii="Bahnschrift SemiLight" w:hAnsi="Bahnschrift SemiLight"/>
+                <w:sz w:val="28"/>
+                <w:szCs w:val="28"/>
+              </w:rPr>
+            </w:pPr>
+            <w:r>
+              <w:rPr>
+                <w:rFonts w:ascii="Bahnschrift SemiLight" w:hAnsi="Bahnschrift SemiLight"/>
+                <w:sz w:val="28"/>
+                <w:szCs w:val="28"/>
+              </w:rPr>
+              <w:t>0%</w:t>
+            </w:r>
+          </w:p>
+        </w:tc>
+        <w:tc>
+          <w:tcPr>
+            <w:tcW w:w="3006" w:type="dxa"/>
+          </w:tcPr>
+          <w:p>
+            <w:pPr>
+              <w:jc w:val="center"/>
+              <w:rPr>
+                <w:rFonts w:ascii="Bahnschrift SemiLight" w:hAnsi="Bahnschrift SemiLight"/>
+                <w:sz w:val="28"/>
+                <w:szCs w:val="28"/>
+              </w:rPr>
+            </w:pPr>
+            <w:r>
+              <w:rPr>
+                <w:rFonts w:ascii="Bahnschrift SemiLight" w:hAnsi="Bahnschrift SemiLight"/>
+                <w:sz w:val="28"/>
+                <w:szCs w:val="28"/>
+              </w:rPr>
+              <w:t>100%</w:t>
+            </w:r>
+          </w:p>
+        </w:tc>
+      </w:tr>
+      <w:tr>
+        <w:tc>
+          <w:tcPr>
+            <w:tcW w:w="3005" w:type="dxa"/>
+          </w:tcPr>
+          <w:p>
+            <w:pPr>
+              <w:jc w:val="center"/>
+              <w:rPr>
+                <w:rFonts w:ascii="Bahnschrift SemiLight" w:hAnsi="Bahnschrift SemiLight"/>
+                <w:sz w:val="28"/>
+                <w:szCs w:val="28"/>
+              </w:rPr>
+            </w:pPr>
+            <w:r>
+              <w:rPr>
+                <w:rFonts w:ascii="Bahnschrift SemiLight" w:hAnsi="Bahnschrift SemiLight"/>
+                <w:sz w:val="28"/>
+                <w:szCs w:val="28"/>
+              </w:rPr>
+              <w:t>Progress report</w:t>
+            </w:r>
+          </w:p>
+        </w:tc>
+        <w:tc>
+          <w:tcPr>
+            <w:tcW w:w="3005" w:type="dxa"/>
+          </w:tcPr>
+          <w:p>
+            <w:pPr>
+              <w:jc w:val="center"/>
+              <w:rPr>
+                <w:rFonts w:ascii="Bahnschrift SemiLight" w:hAnsi="Bahnschrift SemiLight"/>
+                <w:sz w:val="28"/>
+                <w:szCs w:val="28"/>
+              </w:rPr>
+            </w:pPr>
+            <w:r>
+              <w:rPr>
+                <w:rFonts w:ascii="Bahnschrift SemiLight" w:hAnsi="Bahnschrift SemiLight"/>
+                <w:sz w:val="28"/>
+                <w:szCs w:val="28"/>
+              </w:rPr>
+              <w:t>2751 words</w:t>
+            </w:r>
+          </w:p>
+          <w:p>
+            <w:pPr>
+              <w:jc w:val="center"/>
+              <w:rPr>
+                <w:rFonts w:ascii="Bahnschrift SemiLight" w:hAnsi="Bahnschrift SemiLight"/>
+                <w:sz w:val="28"/>
+                <w:szCs w:val="28"/>
+              </w:rPr>
+            </w:pPr>
+            <w:r>
+              <w:rPr>
+                <w:rFonts w:ascii="Bahnschrift SemiLight" w:hAnsi="Bahnschrift SemiLight"/>
+                <w:sz w:val="28"/>
+                <w:szCs w:val="28"/>
+              </w:rPr>
+              <w:t>100%</w:t>
+            </w:r>
+          </w:p>
+        </w:tc>
+        <w:tc>
+          <w:tcPr>
+            <w:tcW w:w="3006" w:type="dxa"/>
+          </w:tcPr>
+          <w:p>
+            <w:pPr>
+              <w:jc w:val="center"/>
+              <w:rPr>
+                <w:rFonts w:ascii="Bahnschrift SemiLight" w:hAnsi="Bahnschrift SemiLight"/>
+                <w:sz w:val="28"/>
+                <w:szCs w:val="28"/>
+              </w:rPr>
+            </w:pPr>
+            <w:r>
+              <w:rPr>
+                <w:rFonts w:ascii="Bahnschrift SemiLight" w:hAnsi="Bahnschrift SemiLight"/>
+                <w:sz w:val="28"/>
+                <w:szCs w:val="28"/>
+              </w:rPr>
+              <w:t>0 words</w:t>
+            </w:r>
+          </w:p>
+          <w:p>
+            <w:pPr>
+              <w:jc w:val="center"/>
+              <w:rPr>
+                <w:rFonts w:ascii="Bahnschrift SemiLight" w:hAnsi="Bahnschrift SemiLight"/>
+                <w:sz w:val="28"/>
+                <w:szCs w:val="28"/>
+              </w:rPr>
+            </w:pPr>
+            <w:r>
+              <w:rPr>
+                <w:rFonts w:ascii="Bahnschrift SemiLight" w:hAnsi="Bahnschrift SemiLight"/>
+                <w:sz w:val="28"/>
+                <w:szCs w:val="28"/>
+              </w:rPr>
+              <w:t>0%</w:t>
+            </w:r>
+          </w:p>
+        </w:tc>
+      </w:tr>
+      <w:tr>
+        <w:tc>
+          <w:tcPr>
+            <w:tcW w:w="3005" w:type="dxa"/>
+          </w:tcPr>
+          <w:p>
+            <w:pPr>
+              <w:jc w:val="center"/>
+              <w:rPr>
+                <w:rFonts w:ascii="Bahnschrift SemiLight" w:hAnsi="Bahnschrift SemiLight"/>
+                <w:sz w:val="28"/>
+                <w:szCs w:val="28"/>
+              </w:rPr>
+            </w:pPr>
+            <w:r>
+              <w:rPr>
+                <w:rFonts w:ascii="Bahnschrift SemiLight" w:hAnsi="Bahnschrift SemiLight"/>
+                <w:sz w:val="28"/>
+                <w:szCs w:val="28"/>
+              </w:rPr>
+              <w:t>Contribution Statement</w:t>
+            </w:r>
+          </w:p>
+        </w:tc>
+        <w:tc>
+          <w:tcPr>
+            <w:tcW w:w="3005" w:type="dxa"/>
+          </w:tcPr>
+          <w:p>
+            <w:pPr>
+              <w:jc w:val="center"/>
+              <w:rPr>
+                <w:rFonts w:ascii="Bahnschrift SemiLight" w:hAnsi="Bahnschrift SemiLight"/>
+                <w:sz w:val="28"/>
+                <w:szCs w:val="28"/>
+              </w:rPr>
+            </w:pPr>
+            <w:r>
+              <w:rPr>
+                <w:rFonts w:ascii="Bahnschrift SemiLight" w:hAnsi="Bahnschrift SemiLight"/>
+                <w:sz w:val="28"/>
+                <w:szCs w:val="28"/>
+              </w:rPr>
+              <w:t>82 words</w:t>
+            </w:r>
+          </w:p>
+        </w:tc>
+        <w:tc>
+          <w:tcPr>
+            <w:tcW w:w="3006" w:type="dxa"/>
+          </w:tcPr>
+          <w:p>
+            <w:pPr>
+              <w:jc w:val="center"/>
+              <w:rPr>
+                <w:rFonts w:ascii="Bahnschrift SemiLight" w:hAnsi="Bahnschrift SemiLight"/>
+                <w:sz w:val="28"/>
+                <w:szCs w:val="28"/>
+              </w:rPr>
+            </w:pPr>
+            <w:r>
+              <w:rPr>
+                <w:rFonts w:ascii="Bahnschrift SemiLight" w:hAnsi="Bahnschrift SemiLight"/>
+                <w:sz w:val="28"/>
+                <w:szCs w:val="28"/>
+              </w:rPr>
+              <w:t>0</w:t>
+            </w:r>
+          </w:p>
+        </w:tc>
+      </w:tr>
+      <w:tr>
+        <w:tc>
+          <w:tcPr>
+            <w:tcW w:w="3005" w:type="dxa"/>
+          </w:tcPr>
+          <w:p>
+            <w:pPr>
+              <w:jc w:val="center"/>
+              <w:rPr>
+                <w:rFonts w:ascii="Bahnschrift SemiLight" w:hAnsi="Bahnschrift SemiLight"/>
+                <w:sz w:val="28"/>
+                <w:szCs w:val="28"/>
+              </w:rPr>
+            </w:pPr>
+            <w:r>
+              <w:rPr>
+                <w:rFonts w:ascii="Bahnschrift SemiLight" w:hAnsi="Bahnschrift SemiLight"/>
+                <w:sz w:val="28"/>
+                <w:szCs w:val="28"/>
+              </w:rPr>
+              <w:t>GitHub Repository Link .txt</w:t>
+            </w:r>
+          </w:p>
+        </w:tc>
+        <w:tc>
+          <w:tcPr>
+            <w:tcW w:w="3005" w:type="dxa"/>
+          </w:tcPr>
+          <w:p>
+            <w:pPr>
+              <w:jc w:val="center"/>
+              <w:rPr>
+                <w:rFonts w:ascii="Bahnschrift SemiLight" w:hAnsi="Bahnschrift SemiLight"/>
+                <w:sz w:val="28"/>
+                <w:szCs w:val="28"/>
+              </w:rPr>
+            </w:pPr>
+            <w:r>
+              <w:rPr>
+                <w:rFonts w:ascii="Bahnschrift SemiLight" w:hAnsi="Bahnschrift SemiLight"/>
+                <w:sz w:val="28"/>
+                <w:szCs w:val="28"/>
+              </w:rPr>
+              <w:t>100%</w:t>
+            </w:r>
+          </w:p>
+        </w:tc>
+        <w:tc>
+          <w:tcPr>
+            <w:tcW w:w="3006" w:type="dxa"/>
+          </w:tcPr>
+          <w:p>
+            <w:pPr>
+              <w:jc w:val="center"/>
+              <w:rPr>
+                <w:rFonts w:ascii="Bahnschrift SemiLight" w:hAnsi="Bahnschrift SemiLight"/>
+                <w:sz w:val="28"/>
+                <w:szCs w:val="28"/>
+              </w:rPr>
+            </w:pPr>
+            <w:r>
+              <w:rPr>
+                <w:rFonts w:ascii="Bahnschrift SemiLight" w:hAnsi="Bahnschrift SemiLight"/>
+                <w:sz w:val="28"/>
+                <w:szCs w:val="28"/>
+              </w:rPr>
+              <w:t>0%</w:t>
+            </w:r>
+          </w:p>
+        </w:tc>
+      </w:tr>
+    </w:tbl>
+    <w:p>
       <w:pPr>
-        <w:pStyle w:val="Normal"/>
+        <w:rPr>
+          <w:rFonts w:ascii="Bahnschrift SemiLight" w:hAnsi="Bahnschrift SemiLight"/>
+          <w:sz w:val="28"/>
+          <w:szCs w:val="28"/>
+        </w:rPr>
       </w:pPr>
     </w:p>
-    <w:p xmlns:wp14="http://schemas.microsoft.com/office/word/2010/wordml" wp14:paraId="0D67E27C" wp14:textId="71A2B3D1">
+    <w:p>
       <w:pPr>
-        <w:pStyle w:val="Normal"/>
+        <w:pStyle w:val="ListParagraph"/>
+        <w:numPr>
+          <w:ilvl w:val="0"/>
+          <w:numId w:val="1"/>
+        </w:numPr>
+        <w:rPr>
+          <w:rFonts w:ascii="Bahnschrift SemiLight" w:hAnsi="Bahnschrift SemiLight"/>
+          <w:sz w:val="28"/>
+          <w:szCs w:val="28"/>
+        </w:rPr>
       </w:pPr>
       <w:r>
-        <w:rPr/>
+        <w:rPr>
+          <w:rFonts w:ascii="Bahnschrift SemiLight" w:hAnsi="Bahnschrift SemiLight"/>
+          <w:sz w:val="28"/>
+          <w:szCs w:val="28"/>
+        </w:rPr>
+        <w:t>* Taken at 30/08/2026 10:13pm through GitHub Insights</w:t>
+      </w:r>
+    </w:p>
+    <w:p/>
+    <w:p>
+      <w:r>
         <w:t>Erin Sandra Christopher Contributions</w:t>
       </w:r>
     </w:p>
-    <w:p xmlns:wp14="http://schemas.microsoft.com/office/word/2010/wordml" wp14:paraId="405BC35A" wp14:textId="2A97D489">
-      <w:pPr>
-        <w:pStyle w:val="Normal"/>
-      </w:pPr>
-      <w:r>
-        <w:rPr/>
+    <w:p>
+      <w:r>
         <w:t>Investigated data quality issues and documented findings.</w:t>
       </w:r>
     </w:p>
-    <w:p xmlns:wp14="http://schemas.microsoft.com/office/word/2010/wordml" wp14:paraId="454DB953" wp14:textId="6CF061F0">
-      <w:pPr>
-        <w:pStyle w:val="Normal"/>
-      </w:pPr>
-      <w:r>
-        <w:rPr/>
+    <w:p>
+      <w:r>
+        <w:t>Contributed to exploratory data analysis documentation and interpretation.</w:t>
+      </w:r>
+    </w:p>
+    <w:p>
+      <w:r>
         <w:t>Developed the data pipeline diagram.</w:t>
       </w:r>
     </w:p>
-    <w:p>
-      <w:pPr>
-        <w:pStyle w:val="Normal"/>
-      </w:pPr>
-      <w:r>
-        <w:rPr/>
-        <w:t>Produced the team contribution statement.</w:t>
-      </w:r>
-    </w:p>
-    <w:p xmlns:wp14="http://schemas.microsoft.com/office/word/2010/wordml" wp14:paraId="0CB5BD47" wp14:textId="1CABDD12">
-      <w:pPr>
-        <w:pStyle w:val="Normal"/>
-      </w:pPr>
-    </w:p>
-    <w:p xmlns:wp14="http://schemas.microsoft.com/office/word/2010/wordml" wp14:paraId="74F16716" wp14:textId="5D8E9235">
-      <w:pPr>
-        <w:pStyle w:val="Normal"/>
-      </w:pPr>
-      <w:r>
-        <w:rPr/>
+    <w:p/>
+    <w:p>
+      <w:r>
         <w:t>Huyin Song Contributions</w:t>
       </w:r>
     </w:p>
-    <w:p xmlns:wp14="http://schemas.microsoft.com/office/word/2010/wordml" wp14:paraId="11A5C375" wp14:textId="236F68A0">
-      <w:pPr>
-        <w:pStyle w:val="Normal"/>
-      </w:pPr>
-      <w:r>
-        <w:rPr/>
+    <w:p>
+      <w:r>
+        <w:t>Established and maintained the project repository structure.</w:t>
+      </w:r>
+    </w:p>
+    <w:p>
+      <w:r>
         <w:t>Implemented dataset loading and preprocessing procedures.</w:t>
       </w:r>
     </w:p>
     <w:p>
-      <w:pPr>
-        <w:pStyle w:val="Normal"/>
-      </w:pPr>
-      <w:r>
-        <w:rPr/>
+      <w:r>
+        <w:lastRenderedPageBreak/>
         <w:t>Examined dataset structure, data types, missing values, and duplicate records.</w:t>
       </w:r>
     </w:p>
     <w:p>
-      <w:pPr>
-        <w:pStyle w:val="Normal"/>
-      </w:pPr>
-      <w:r>
-        <w:rPr/>
+      <w:r>
         <w:t>Removed irrelevant and target-leakage features from the dataset.</w:t>
       </w:r>
     </w:p>
-    <w:p xmlns:wp14="http://schemas.microsoft.com/office/word/2010/wordml" wp14:paraId="6E59FDE0" wp14:textId="336B6B90">
-      <w:pPr>
-        <w:pStyle w:val="Normal"/>
-      </w:pPr>
-      <w:r>
-        <w:rPr/>
+    <w:p>
+      <w:r>
         <w:t>Performed additional data validation, cleaning, and transformation tasks.</w:t>
       </w:r>
     </w:p>
-    <w:p xmlns:wp14="http://schemas.microsoft.com/office/word/2010/wordml" wp14:paraId="4E69CC44" wp14:textId="75DF1BA6">
-      <w:pPr>
-        <w:pStyle w:val="Normal"/>
-      </w:pPr>
-      <w:r>
-        <w:rPr/>
+    <w:p>
+      <w:r>
         <w:t>Investigated invalid values, abnormal values, and outlier behaviour.</w:t>
       </w:r>
     </w:p>
-    <w:p xmlns:wp14="http://schemas.microsoft.com/office/word/2010/wordml" wp14:paraId="2FC0D6DD" wp14:textId="65B6BC12">
-      <w:pPr>
-        <w:pStyle w:val="Normal"/>
-      </w:pPr>
-      <w:r>
-        <w:rPr/>
+    <w:p>
+      <w:r>
         <w:t>Implemented categorical encoding and feature preparation procedures.</w:t>
       </w:r>
     </w:p>
-    <w:p xmlns:wp14="http://schemas.microsoft.com/office/word/2010/wordml" wp14:paraId="242F09FC" wp14:textId="71063B1B">
-      <w:pPr>
-        <w:pStyle w:val="Normal"/>
-      </w:pPr>
-      <w:r>
-        <w:rPr/>
+    <w:p>
+      <w:r>
         <w:t>Conducted feature correlation analysis and churn distribution analysis.</w:t>
       </w:r>
     </w:p>
-    <w:p xmlns:wp14="http://schemas.microsoft.com/office/word/2010/wordml" wp14:paraId="09494F22" wp14:textId="5DA43E84">
-      <w:pPr>
-        <w:pStyle w:val="Normal"/>
-      </w:pPr>
-      <w:r>
-        <w:rPr/>
+    <w:p>
+      <w:r>
         <w:t>Assisted with project documentation and report preparation.</w:t>
       </w:r>
     </w:p>
-    <w:p xmlns:wp14="http://schemas.microsoft.com/office/word/2010/wordml" wp14:paraId="1AAEDB17" wp14:textId="7ADB25C3">
-      <w:pPr>
-        <w:pStyle w:val="Normal"/>
-      </w:pPr>
-    </w:p>
-    <w:p xmlns:wp14="http://schemas.microsoft.com/office/word/2010/wordml" wp14:paraId="446E6554" wp14:textId="797A1867">
-      <w:pPr>
-        <w:pStyle w:val="Normal"/>
-      </w:pPr>
-      <w:r>
-        <w:rPr/>
+    <w:p/>
+    <w:p>
+      <w:r>
         <w:t>Shared Responsibilities</w:t>
       </w:r>
     </w:p>
-    <w:p xmlns:wp14="http://schemas.microsoft.com/office/word/2010/wordml" wp14:paraId="6539C687" wp14:textId="475F0596">
-      <w:pPr>
-        <w:pStyle w:val="Normal"/>
-      </w:pPr>
-      <w:r>
-        <w:rPr/>
+    <w:p>
+      <w:r>
         <w:t>Dataset selection.</w:t>
       </w:r>
     </w:p>
-    <w:p xmlns:wp14="http://schemas.microsoft.com/office/word/2010/wordml" wp14:paraId="15294B9E" wp14:textId="26AFE262">
-      <w:pPr>
-        <w:pStyle w:val="Normal"/>
-      </w:pPr>
-      <w:r>
-        <w:rPr/>
+    <w:p>
+      <w:r>
         <w:t>Problem definition.</w:t>
       </w:r>
     </w:p>
-    <w:p xmlns:wp14="http://schemas.microsoft.com/office/word/2010/wordml" wp14:paraId="5CE71EF8" wp14:textId="774B6986">
-      <w:pPr>
-        <w:pStyle w:val="Normal"/>
-      </w:pPr>
-      <w:r>
-        <w:rPr/>
+    <w:p>
+      <w:r>
         <w:t>Project planning and task allocation.</w:t>
       </w:r>
     </w:p>
-    <w:p xmlns:wp14="http://schemas.microsoft.com/office/word/2010/wordml" wp14:paraId="267205EF" wp14:textId="4794929B">
-      <w:pPr>
-        <w:pStyle w:val="Normal"/>
-      </w:pPr>
-      <w:r>
-        <w:rPr/>
+    <w:p>
+      <w:r>
         <w:t>Review and validation of analytical results.</w:t>
       </w:r>
     </w:p>
-    <w:p xmlns:wp14="http://schemas.microsoft.com/office/word/2010/wordml" wp14:paraId="5D1529B1" wp14:textId="2BDF6640">
-      <w:pPr>
-        <w:pStyle w:val="Normal"/>
-      </w:pPr>
-      <w:r>
-        <w:rPr/>
+    <w:p>
+      <w:r>
         <w:t>Final report preparation and submission.</w:t>
       </w:r>
     </w:p>
-    <w:p xmlns:wp14="http://schemas.microsoft.com/office/word/2010/wordml" wp14:paraId="4DF3AD62" wp14:textId="02606E78">
-      <w:pPr>
-        <w:pStyle w:val="Normal"/>
-      </w:pPr>
-    </w:p>
-    <w:p xmlns:wp14="http://schemas.microsoft.com/office/word/2010/wordml" wp14:paraId="58B26FAC" wp14:textId="2CFD140D">
-      <w:pPr>
-        <w:pStyle w:val="Normal"/>
-      </w:pPr>
-      <w:r>
-        <w:rPr/>
+    <w:p/>
+    <w:p>
+      <w:r>
         <w:t>Declaration</w:t>
       </w:r>
     </w:p>
-    <w:p xmlns:wp14="http://schemas.microsoft.com/office/word/2010/wordml" wp14:paraId="60C8D982" wp14:textId="2239363B">
-      <w:pPr>
-        <w:pStyle w:val="Normal"/>
-      </w:pPr>
-      <w:r>
-        <w:rPr/>
+    <w:p>
+      <w:r>
         <w:t>We confirm that the contributions described above accurately reflect the work undertaken by each team member during Phase 1 of the ENGE707 Data Engineering and Machine Learning Pipeline Project.</w:t>
       </w:r>
     </w:p>
-    <w:p xmlns:wp14="http://schemas.microsoft.com/office/word/2010/wordml" wp14:paraId="011DE3AE" wp14:textId="4042B48E">
-      <w:pPr>
-        <w:pStyle w:val="Normal"/>
-      </w:pPr>
-    </w:p>
-    <w:p xmlns:wp14="http://schemas.microsoft.com/office/word/2010/wordml" wp14:paraId="0FAEDD5E" wp14:textId="2FD6F1AB">
-      <w:pPr>
-        <w:pStyle w:val="Normal"/>
-      </w:pPr>
-      <w:r>
-        <w:rPr/>
-        <w:t xml:space="preserve">Erin Sandra </w:t>
-      </w:r>
-      <w:r>
-        <w:rPr/>
-        <w:t>Christopher</w:t>
-      </w:r>
-      <w:r>
-        <w:rPr/>
-        <w:t xml:space="preserve"> (30/08/2026)</w:t>
-      </w:r>
-    </w:p>
-    <w:p xmlns:wp14="http://schemas.microsoft.com/office/word/2010/wordml" wp14:paraId="33813E4D" wp14:textId="6A2A66AD">
-      <w:pPr>
-        <w:pStyle w:val="Normal"/>
-      </w:pPr>
-      <w:r>
-        <w:rPr/>
+    <w:p/>
+    <w:p>
+      <w:r>
+        <w:t>Erin Sandra Christopher (30/08/2026)</w:t>
+      </w:r>
+    </w:p>
+    <w:p>
+      <w:r>
         <w:t>Huyin Song (30/08/2026)</w:t>
       </w:r>
     </w:p>
-    <w:p xmlns:wp14="http://schemas.microsoft.com/office/word/2010/wordml" wp14:paraId="5E5787A5" wp14:textId="08CBBFB9"/>
+    <w:p/>
     <w:sectPr>
-      <w:pgSz w:w="11906" w:h="16838" w:orient="portrait"/>
+      <w:pgSz w:w="11906" w:h="16838"/>
       <w:pgMar w:top="1440" w:right="1440" w:bottom="1440" w:left="1440" w:header="720" w:footer="720" w:gutter="0"/>
       <w:cols w:space="720"/>
       <w:docGrid w:linePitch="360"/>
@@ -291,12 +985,133 @@
 </w:document>
 </file>
 
+<file path=word/numbering.xml><?xml version="1.0" encoding="utf-8"?>
+<w:numbering xmlns:wpc="http://schemas.microsoft.com/office/word/2010/wordprocessingCanvas" xmlns:cx="http://schemas.microsoft.com/office/drawing/2014/chartex" xmlns:cx1="http://schemas.microsoft.com/office/drawing/2015/9/8/chartex" xmlns:cx2="http://schemas.microsoft.com/office/drawing/2015/10/21/chartex" xmlns:cx3="http://schemas.microsoft.com/office/drawing/2016/5/9/chartex" xmlns:cx4="http://schemas.microsoft.com/office/drawing/2016/5/10/chartex" xmlns:cx5="http://schemas.microsoft.com/office/drawing/2016/5/11/chartex" xmlns:cx6="http://schemas.microsoft.com/office/drawing/2016/5/12/chartex" xmlns:cx7="http://schemas.microsoft.com/office/drawing/2016/5/13/chartex" xmlns:cx8="http://schemas.microsoft.com/office/drawing/2016/5/14/chartex" xmlns:mc="http://schemas.openxmlformats.org/markup-compatibility/2006" xmlns:aink="http://schemas.microsoft.com/office/drawing/2016/ink" xmlns:am3d="http://schemas.microsoft.com/office/drawing/2017/model3d" xmlns:o="urn:schemas-microsoft-com:office:office" xmlns:oel="http://schemas.microsoft.com/office/2019/extlst" xmlns:r="http://schemas.openxmlformats.org/officeDocument/2006/relationships" xmlns:m="http://schemas.openxmlformats.org/officeDocument/2006/math" xmlns:v="urn:schemas-microsoft-com:vml" xmlns:wp14="http://schemas.microsoft.com/office/word/2010/wordprocessingDrawing" xmlns:wp="http://schemas.openxmlformats.org/drawingml/2006/wordprocessingDrawing" xmlns:w10="urn:schemas-microsoft-com:office:word" xmlns:w="http://schemas.openxmlformats.org/wordprocessingml/2006/main" xmlns:w14="http://schemas.microsoft.com/office/word/2010/wordml" xmlns:w15="http://schemas.microsoft.com/office/word/2012/wordml" xmlns:w16cex="http://schemas.microsoft.com/office/word/2018/wordml/cex" xmlns:w16cid="http://schemas.microsoft.com/office/word/2016/wordml/cid" xmlns:w16="http://schemas.microsoft.com/office/word/2018/wordml" xmlns:w16du="http://schemas.microsoft.com/office/word/2023/wordml/word16du" xmlns:w16sdtdh="http://schemas.microsoft.com/office/word/2020/wordml/sdtdatahash" xmlns:w16sdtfl="http://schemas.microsoft.com/office/word/2024/wordml/sdtformatlock" xmlns:w16se="http://schemas.microsoft.com/office/word/2015/wordml/symex" xmlns:wpg="http://schemas.microsoft.com/office/word/2010/wordprocessingGroup" xmlns:wpi="http://schemas.microsoft.com/office/word/2010/wordprocessingInk" xmlns:wne="http://schemas.microsoft.com/office/word/2006/wordml" xmlns:wps="http://schemas.microsoft.com/office/word/2010/wordprocessingShape" mc:Ignorable="w14 w15 w16se w16cid w16 w16cex w16sdtdh w16sdtfl w16du wp14">
+  <w:abstractNum w:abstractNumId="0" w15:restartNumberingAfterBreak="0">
+    <w:nsid w:val="73F718DF"/>
+    <w:multiLevelType w:val="hybridMultilevel"/>
+    <w:tmpl w:val="26C6EA08"/>
+    <w:lvl w:ilvl="0" w:tplc="14090001">
+      <w:start w:val="1"/>
+      <w:numFmt w:val="bullet"/>
+      <w:lvlText w:val=""/>
+      <w:lvlJc w:val="left"/>
+      <w:pPr>
+        <w:ind w:left="720" w:hanging="360"/>
+      </w:pPr>
+      <w:rPr>
+        <w:rFonts w:ascii="Symbol" w:hAnsi="Symbol" w:hint="default"/>
+      </w:rPr>
+    </w:lvl>
+    <w:lvl w:ilvl="1" w:tplc="14090003" w:tentative="1">
+      <w:start w:val="1"/>
+      <w:numFmt w:val="bullet"/>
+      <w:lvlText w:val="o"/>
+      <w:lvlJc w:val="left"/>
+      <w:pPr>
+        <w:ind w:left="1440" w:hanging="360"/>
+      </w:pPr>
+      <w:rPr>
+        <w:rFonts w:ascii="Courier New" w:hAnsi="Courier New" w:cs="Courier New" w:hint="default"/>
+      </w:rPr>
+    </w:lvl>
+    <w:lvl w:ilvl="2" w:tplc="14090005" w:tentative="1">
+      <w:start w:val="1"/>
+      <w:numFmt w:val="bullet"/>
+      <w:lvlText w:val=""/>
+      <w:lvlJc w:val="left"/>
+      <w:pPr>
+        <w:ind w:left="2160" w:hanging="360"/>
+      </w:pPr>
+      <w:rPr>
+        <w:rFonts w:ascii="Wingdings" w:hAnsi="Wingdings" w:hint="default"/>
+      </w:rPr>
+    </w:lvl>
+    <w:lvl w:ilvl="3" w:tplc="14090001" w:tentative="1">
+      <w:start w:val="1"/>
+      <w:numFmt w:val="bullet"/>
+      <w:lvlText w:val=""/>
+      <w:lvlJc w:val="left"/>
+      <w:pPr>
+        <w:ind w:left="2880" w:hanging="360"/>
+      </w:pPr>
+      <w:rPr>
+        <w:rFonts w:ascii="Symbol" w:hAnsi="Symbol" w:hint="default"/>
+      </w:rPr>
+    </w:lvl>
+    <w:lvl w:ilvl="4" w:tplc="14090003" w:tentative="1">
+      <w:start w:val="1"/>
+      <w:numFmt w:val="bullet"/>
+      <w:lvlText w:val="o"/>
+      <w:lvlJc w:val="left"/>
+      <w:pPr>
+        <w:ind w:left="3600" w:hanging="360"/>
+      </w:pPr>
+      <w:rPr>
+        <w:rFonts w:ascii="Courier New" w:hAnsi="Courier New" w:cs="Courier New" w:hint="default"/>
+      </w:rPr>
+    </w:lvl>
+    <w:lvl w:ilvl="5" w:tplc="14090005" w:tentative="1">
+      <w:start w:val="1"/>
+      <w:numFmt w:val="bullet"/>
+      <w:lvlText w:val=""/>
+      <w:lvlJc w:val="left"/>
+      <w:pPr>
+        <w:ind w:left="4320" w:hanging="360"/>
+      </w:pPr>
+      <w:rPr>
+        <w:rFonts w:ascii="Wingdings" w:hAnsi="Wingdings" w:hint="default"/>
+      </w:rPr>
+    </w:lvl>
+    <w:lvl w:ilvl="6" w:tplc="14090001" w:tentative="1">
+      <w:start w:val="1"/>
+      <w:numFmt w:val="bullet"/>
+      <w:lvlText w:val=""/>
+      <w:lvlJc w:val="left"/>
+      <w:pPr>
+        <w:ind w:left="5040" w:hanging="360"/>
+      </w:pPr>
+      <w:rPr>
+        <w:rFonts w:ascii="Symbol" w:hAnsi="Symbol" w:hint="default"/>
+      </w:rPr>
+    </w:lvl>
+    <w:lvl w:ilvl="7" w:tplc="14090003" w:tentative="1">
+      <w:start w:val="1"/>
+      <w:numFmt w:val="bullet"/>
+      <w:lvlText w:val="o"/>
+      <w:lvlJc w:val="left"/>
+      <w:pPr>
+        <w:ind w:left="5760" w:hanging="360"/>
+      </w:pPr>
+      <w:rPr>
+        <w:rFonts w:ascii="Courier New" w:hAnsi="Courier New" w:cs="Courier New" w:hint="default"/>
+      </w:rPr>
+    </w:lvl>
+    <w:lvl w:ilvl="8" w:tplc="14090005" w:tentative="1">
+      <w:start w:val="1"/>
+      <w:numFmt w:val="bullet"/>
+      <w:lvlText w:val=""/>
+      <w:lvlJc w:val="left"/>
+      <w:pPr>
+        <w:ind w:left="6480" w:hanging="360"/>
+      </w:pPr>
+      <w:rPr>
+        <w:rFonts w:ascii="Wingdings" w:hAnsi="Wingdings" w:hint="default"/>
+      </w:rPr>
+    </w:lvl>
+  </w:abstractNum>
+  <w:num w:numId="1" w16cid:durableId="1243611425">
+    <w:abstractNumId w:val="0"/>
+  </w:num>
+</w:numbering>
+</file>
+
 <file path=word/styles.xml><?xml version="1.0" encoding="utf-8"?>
-<w:styles xmlns:wp14="http://schemas.microsoft.com/office/word/2010/wordprocessingDrawing" xmlns:mc="http://schemas.openxmlformats.org/markup-compatibility/2006" xmlns:r="http://schemas.openxmlformats.org/officeDocument/2006/relationships" xmlns:w="http://schemas.openxmlformats.org/wordprocessingml/2006/main" xmlns:w14="http://schemas.microsoft.com/office/word/2010/wordml" xmlns:w15="http://schemas.microsoft.com/office/word/2012/wordml" xmlns:w16se="http://schemas.microsoft.com/office/word/2015/wordml/symex" xmlns:w16cid="http://schemas.microsoft.com/office/word/2016/wordml/cid" xmlns:w16="http://schemas.microsoft.com/office/word/2018/wordml" xmlns:w16cex="http://schemas.microsoft.com/office/word/2018/wordml/cex" xmlns:w16sdtdh="http://schemas.microsoft.com/office/word/2020/wordml/sdtdatahash" xmlns:w16sdtfl="http://schemas.microsoft.com/office/word/2024/wordml/sdtformatlock" mc:Ignorable="w14 w15 wp14 w16se w16cid w16 w16cex w16sdtdh w16sdtfl">
+<w:styles xmlns:mc="http://schemas.openxmlformats.org/markup-compatibility/2006" xmlns:r="http://schemas.openxmlformats.org/officeDocument/2006/relationships" xmlns:w="http://schemas.openxmlformats.org/wordprocessingml/2006/main" xmlns:w14="http://schemas.microsoft.com/office/word/2010/wordml" xmlns:w15="http://schemas.microsoft.com/office/word/2012/wordml" xmlns:w16cex="http://schemas.microsoft.com/office/word/2018/wordml/cex" xmlns:w16cid="http://schemas.microsoft.com/office/word/2016/wordml/cid" xmlns:w16="http://schemas.microsoft.com/office/word/2018/wordml" xmlns:w16du="http://schemas.microsoft.com/office/word/2023/wordml/word16du" xmlns:w16sdtdh="http://schemas.microsoft.com/office/word/2020/wordml/sdtdatahash" xmlns:w16sdtfl="http://schemas.microsoft.com/office/word/2024/wordml/sdtformatlock" xmlns:w16se="http://schemas.microsoft.com/office/word/2015/wordml/symex" mc:Ignorable="w14 w15 w16se w16cid w16 w16cex w16sdtdh w16sdtfl w16du">
   <w:docDefaults>
     <w:rPrDefault>
       <w:rPr>
-        <w:rFonts w:asciiTheme="minorHAnsi" w:hAnsiTheme="minorHAnsi" w:eastAsiaTheme="minorEastAsia" w:cstheme="minorBidi"/>
+        <w:rFonts w:asciiTheme="minorHAnsi" w:eastAsiaTheme="minorEastAsia" w:hAnsiTheme="minorHAnsi" w:cstheme="minorBidi"/>
         <w:sz w:val="24"/>
         <w:szCs w:val="24"/>
         <w:lang w:val="en-GB" w:eastAsia="ja-JP" w:bidi="ar-SA"/>
@@ -308,17 +1123,17 @@
       </w:pPr>
     </w:pPrDefault>
   </w:docDefaults>
-  <w:latentStyles w:defLockedState="0" w:defUIPriority="99" w:defSemiHidden="0" w:defUnhideWhenUsed="0" w:defQFormat="0" w:count="371">
+  <w:latentStyles w:defLockedState="0" w:defUIPriority="99" w:defSemiHidden="0" w:defUnhideWhenUsed="0" w:defQFormat="0" w:count="376">
     <w:lsdException w:name="Normal" w:uiPriority="0" w:qFormat="1"/>
     <w:lsdException w:name="heading 1" w:uiPriority="9" w:qFormat="1"/>
-    <w:lsdException w:name="heading 2" w:uiPriority="9" w:semiHidden="1" w:unhideWhenUsed="1" w:qFormat="1"/>
-    <w:lsdException w:name="heading 3" w:uiPriority="9" w:semiHidden="1" w:unhideWhenUsed="1" w:qFormat="1"/>
-    <w:lsdException w:name="heading 4" w:uiPriority="9" w:semiHidden="1" w:unhideWhenUsed="1" w:qFormat="1"/>
-    <w:lsdException w:name="heading 5" w:uiPriority="9" w:semiHidden="1" w:unhideWhenUsed="1" w:qFormat="1"/>
-    <w:lsdException w:name="heading 6" w:uiPriority="9" w:semiHidden="1" w:unhideWhenUsed="1" w:qFormat="1"/>
-    <w:lsdException w:name="heading 7" w:uiPriority="9" w:semiHidden="1" w:unhideWhenUsed="1" w:qFormat="1"/>
-    <w:lsdException w:name="heading 8" w:uiPriority="9" w:semiHidden="1" w:unhideWhenUsed="1" w:qFormat="1"/>
-    <w:lsdException w:name="heading 9" w:uiPriority="9" w:semiHidden="1" w:unhideWhenUsed="1" w:qFormat="1"/>
+    <w:lsdException w:name="heading 2" w:semiHidden="1" w:uiPriority="9" w:unhideWhenUsed="1" w:qFormat="1"/>
+    <w:lsdException w:name="heading 3" w:semiHidden="1" w:uiPriority="9" w:unhideWhenUsed="1" w:qFormat="1"/>
+    <w:lsdException w:name="heading 4" w:semiHidden="1" w:uiPriority="9" w:unhideWhenUsed="1" w:qFormat="1"/>
+    <w:lsdException w:name="heading 5" w:semiHidden="1" w:uiPriority="9" w:unhideWhenUsed="1" w:qFormat="1"/>
+    <w:lsdException w:name="heading 6" w:semiHidden="1" w:uiPriority="9" w:unhideWhenUsed="1" w:qFormat="1"/>
+    <w:lsdException w:name="heading 7" w:semiHidden="1" w:uiPriority="9" w:unhideWhenUsed="1" w:qFormat="1"/>
+    <w:lsdException w:name="heading 8" w:semiHidden="1" w:uiPriority="9" w:unhideWhenUsed="1" w:qFormat="1"/>
+    <w:lsdException w:name="heading 9" w:semiHidden="1" w:uiPriority="9" w:unhideWhenUsed="1" w:qFormat="1"/>
     <w:lsdException w:name="index 1" w:semiHidden="1" w:unhideWhenUsed="1"/>
     <w:lsdException w:name="index 2" w:semiHidden="1" w:unhideWhenUsed="1"/>
     <w:lsdException w:name="index 3" w:semiHidden="1" w:unhideWhenUsed="1"/>
@@ -328,22 +1143,22 @@
     <w:lsdException w:name="index 7" w:semiHidden="1" w:unhideWhenUsed="1"/>
     <w:lsdException w:name="index 8" w:semiHidden="1" w:unhideWhenUsed="1"/>
     <w:lsdException w:name="index 9" w:semiHidden="1" w:unhideWhenUsed="1"/>
-    <w:lsdException w:name="toc 1" w:uiPriority="39" w:semiHidden="1" w:unhideWhenUsed="1"/>
-    <w:lsdException w:name="toc 2" w:uiPriority="39" w:semiHidden="1" w:unhideWhenUsed="1"/>
-    <w:lsdException w:name="toc 3" w:uiPriority="39" w:semiHidden="1" w:unhideWhenUsed="1"/>
-    <w:lsdException w:name="toc 4" w:uiPriority="39" w:semiHidden="1" w:unhideWhenUsed="1"/>
-    <w:lsdException w:name="toc 5" w:uiPriority="39" w:semiHidden="1" w:unhideWhenUsed="1"/>
-    <w:lsdException w:name="toc 6" w:uiPriority="39" w:semiHidden="1" w:unhideWhenUsed="1"/>
-    <w:lsdException w:name="toc 7" w:uiPriority="39" w:semiHidden="1" w:unhideWhenUsed="1"/>
-    <w:lsdException w:name="toc 8" w:uiPriority="39" w:semiHidden="1" w:unhideWhenUsed="1"/>
-    <w:lsdException w:name="toc 9" w:uiPriority="39" w:semiHidden="1" w:unhideWhenUsed="1"/>
+    <w:lsdException w:name="toc 1" w:semiHidden="1" w:uiPriority="39" w:unhideWhenUsed="1"/>
+    <w:lsdException w:name="toc 2" w:semiHidden="1" w:uiPriority="39" w:unhideWhenUsed="1"/>
+    <w:lsdException w:name="toc 3" w:semiHidden="1" w:uiPriority="39" w:unhideWhenUsed="1"/>
+    <w:lsdException w:name="toc 4" w:semiHidden="1" w:uiPriority="39" w:unhideWhenUsed="1"/>
+    <w:lsdException w:name="toc 5" w:semiHidden="1" w:uiPriority="39" w:unhideWhenUsed="1"/>
+    <w:lsdException w:name="toc 6" w:semiHidden="1" w:uiPriority="39" w:unhideWhenUsed="1"/>
+    <w:lsdException w:name="toc 7" w:semiHidden="1" w:uiPriority="39" w:unhideWhenUsed="1"/>
+    <w:lsdException w:name="toc 8" w:semiHidden="1" w:uiPriority="39" w:unhideWhenUsed="1"/>
+    <w:lsdException w:name="toc 9" w:semiHidden="1" w:uiPriority="39" w:unhideWhenUsed="1"/>
     <w:lsdException w:name="Normal Indent" w:semiHidden="1" w:unhideWhenUsed="1"/>
     <w:lsdException w:name="footnote text" w:semiHidden="1" w:unhideWhenUsed="1"/>
     <w:lsdException w:name="annotation text" w:semiHidden="1" w:unhideWhenUsed="1"/>
     <w:lsdException w:name="header" w:semiHidden="1" w:unhideWhenUsed="1"/>
     <w:lsdException w:name="footer" w:semiHidden="1" w:unhideWhenUsed="1"/>
     <w:lsdException w:name="index heading" w:semiHidden="1" w:unhideWhenUsed="1"/>
-    <w:lsdException w:name="caption" w:uiPriority="35" w:semiHidden="1" w:unhideWhenUsed="1" w:qFormat="1"/>
+    <w:lsdException w:name="caption" w:semiHidden="1" w:uiPriority="35" w:unhideWhenUsed="1" w:qFormat="1"/>
     <w:lsdException w:name="table of figures" w:semiHidden="1" w:unhideWhenUsed="1"/>
     <w:lsdException w:name="envelope address" w:semiHidden="1" w:unhideWhenUsed="1"/>
     <w:lsdException w:name="envelope return" w:semiHidden="1" w:unhideWhenUsed="1"/>
@@ -374,7 +1189,7 @@
     <w:lsdException w:name="Title" w:uiPriority="10" w:qFormat="1"/>
     <w:lsdException w:name="Closing" w:semiHidden="1" w:unhideWhenUsed="1"/>
     <w:lsdException w:name="Signature" w:semiHidden="1" w:unhideWhenUsed="1"/>
-    <w:lsdException w:name="Default Paragraph Font" w:uiPriority="1" w:semiHidden="1" w:unhideWhenUsed="1"/>
+    <w:lsdException w:name="Default Paragraph Font" w:semiHidden="1" w:uiPriority="1" w:unhideWhenUsed="1"/>
     <w:lsdException w:name="Body Text" w:semiHidden="1" w:unhideWhenUsed="1"/>
     <w:lsdException w:name="Body Text Indent" w:semiHidden="1" w:unhideWhenUsed="1"/>
     <w:lsdException w:name="List Continue" w:semiHidden="1" w:unhideWhenUsed="1"/>
@@ -574,8 +1389,8 @@
     <w:lsdException w:name="Subtle Reference" w:uiPriority="31" w:qFormat="1"/>
     <w:lsdException w:name="Intense Reference" w:uiPriority="32" w:qFormat="1"/>
     <w:lsdException w:name="Book Title" w:uiPriority="33" w:qFormat="1"/>
-    <w:lsdException w:name="Bibliography" w:uiPriority="37" w:semiHidden="1" w:unhideWhenUsed="1"/>
-    <w:lsdException w:name="TOC Heading" w:uiPriority="39" w:semiHidden="1" w:unhideWhenUsed="1" w:qFormat="1"/>
+    <w:lsdException w:name="Bibliography" w:semiHidden="1" w:uiPriority="37" w:unhideWhenUsed="1"/>
+    <w:lsdException w:name="TOC Heading" w:semiHidden="1" w:uiPriority="39" w:unhideWhenUsed="1" w:qFormat="1"/>
     <w:lsdException w:name="Plain Table 1" w:uiPriority="41"/>
     <w:lsdException w:name="Plain Table 2" w:uiPriority="42"/>
     <w:lsdException w:name="Plain Table 3" w:uiPriority="43"/>
@@ -680,18 +1495,23 @@
     <w:lsdException w:name="List Table 5 Dark Accent 6" w:uiPriority="50"/>
     <w:lsdException w:name="List Table 6 Colorful Accent 6" w:uiPriority="51"/>
     <w:lsdException w:name="List Table 7 Colorful Accent 6" w:uiPriority="52"/>
+    <w:lsdException w:name="Mention" w:semiHidden="1" w:unhideWhenUsed="1"/>
+    <w:lsdException w:name="Smart Hyperlink" w:semiHidden="1" w:unhideWhenUsed="1"/>
+    <w:lsdException w:name="Hashtag" w:semiHidden="1" w:unhideWhenUsed="1"/>
+    <w:lsdException w:name="Unresolved Mention" w:semiHidden="1" w:unhideWhenUsed="1"/>
+    <w:lsdException w:name="Smart Link" w:semiHidden="1" w:unhideWhenUsed="1"/>
   </w:latentStyles>
-  <w:style w:type="paragraph" w:styleId="Normal" w:default="1">
+  <w:style w:type="paragraph" w:default="1" w:styleId="Normal">
     <w:name w:val="Normal"/>
     <w:qFormat/>
   </w:style>
-  <w:style w:type="character" w:styleId="DefaultParagraphFont" w:default="1">
+  <w:style w:type="character" w:default="1" w:styleId="DefaultParagraphFont">
     <w:name w:val="Default Paragraph Font"/>
     <w:uiPriority w:val="1"/>
     <w:semiHidden/>
     <w:unhideWhenUsed/>
   </w:style>
-  <w:style w:type="table" w:styleId="TableNormal" w:default="1">
+  <w:style w:type="table" w:default="1" w:styleId="TableNormal">
     <w:name w:val="Normal Table"/>
     <w:uiPriority w:val="99"/>
     <w:semiHidden/>
@@ -706,17 +1526,60 @@
       </w:tblCellMar>
     </w:tblPr>
   </w:style>
-  <w:style w:type="numbering" w:styleId="NoList" w:default="1">
+  <w:style w:type="numbering" w:default="1" w:styleId="NoList">
     <w:name w:val="No List"/>
     <w:uiPriority w:val="99"/>
     <w:semiHidden/>
     <w:unhideWhenUsed/>
   </w:style>
+  <w:style w:type="paragraph" w:styleId="ListParagraph">
+    <w:name w:val="List Paragraph"/>
+    <w:basedOn w:val="Normal"/>
+    <w:uiPriority w:val="34"/>
+    <w:qFormat/>
+    <w:rsid w:val="00F85C16"/>
+    <w:pPr>
+      <w:spacing w:line="278" w:lineRule="auto"/>
+      <w:ind w:left="720"/>
+      <w:contextualSpacing/>
+    </w:pPr>
+    <w:rPr>
+      <w:rFonts w:eastAsiaTheme="minorHAnsi"/>
+      <w:kern w:val="2"/>
+      <w:lang w:val="en-NZ" w:eastAsia="en-US"/>
+      <w14:ligatures w14:val="standardContextual"/>
+    </w:rPr>
+  </w:style>
+  <w:style w:type="table" w:styleId="TableGrid">
+    <w:name w:val="Table Grid"/>
+    <w:basedOn w:val="TableNormal"/>
+    <w:uiPriority w:val="39"/>
+    <w:rsid w:val="00F85C16"/>
+    <w:pPr>
+      <w:spacing w:after="0" w:line="240" w:lineRule="auto"/>
+    </w:pPr>
+    <w:rPr>
+      <w:rFonts w:eastAsiaTheme="minorHAnsi"/>
+      <w:kern w:val="2"/>
+      <w:lang w:val="en-NZ" w:eastAsia="en-US"/>
+      <w14:ligatures w14:val="standardContextual"/>
+    </w:rPr>
+    <w:tblPr>
+      <w:tblBorders>
+        <w:top w:val="single" w:sz="4" w:space="0" w:color="auto"/>
+        <w:left w:val="single" w:sz="4" w:space="0" w:color="auto"/>
+        <w:bottom w:val="single" w:sz="4" w:space="0" w:color="auto"/>
+        <w:right w:val="single" w:sz="4" w:space="0" w:color="auto"/>
+        <w:insideH w:val="single" w:sz="4" w:space="0" w:color="auto"/>
+        <w:insideV w:val="single" w:sz="4" w:space="0" w:color="auto"/>
+      </w:tblBorders>
+    </w:tblPr>
+  </w:style>
 </w:styles>
 </file>
 
 <file path=word/theme/theme1.xml><?xml version="1.0" encoding="utf-8"?>
-<a:theme xmlns:thm15="http://schemas.microsoft.com/office/thememl/2012/main" xmlns:a="http://schemas.openxmlformats.org/drawingml/2006/main" name="Office Theme">
+<a:theme xmlns:a="http://schemas.openxmlformats.org/drawingml/2006/main" name="Office Theme">
   <a:themeElements>
     <a:clrScheme name="Office">
       <a:dk1>

--- a/Low Battery Team Contribution Statement.docx
+++ b/Low Battery Team Contribution Statement.docx
@@ -254,7 +254,49 @@
                 <w:sz w:val="28"/>
                 <w:szCs w:val="28"/>
               </w:rPr>
-              <w:t>20 (68.97%)*</w:t>
+              <w:t>2</w:t>
+            </w:r>
+            <w:r>
+              <w:rPr>
+                <w:rFonts w:ascii="Bahnschrift SemiLight" w:hAnsi="Bahnschrift SemiLight"/>
+                <w:sz w:val="28"/>
+                <w:szCs w:val="28"/>
+              </w:rPr>
+              <w:t>1</w:t>
+            </w:r>
+          </w:p>
+          <w:p>
+            <w:pPr>
+              <w:jc w:val="center"/>
+              <w:rPr>
+                <w:rFonts w:ascii="Bahnschrift SemiLight" w:hAnsi="Bahnschrift SemiLight"/>
+                <w:sz w:val="28"/>
+                <w:szCs w:val="28"/>
+              </w:rPr>
+            </w:pPr>
+            <w:r>
+              <w:rPr>
+                <w:rFonts w:ascii="Bahnschrift SemiLight" w:hAnsi="Bahnschrift SemiLight"/>
+                <w:sz w:val="28"/>
+                <w:szCs w:val="28"/>
+              </w:rPr>
+              <w:t>(</w:t>
+            </w:r>
+            <w:r>
+              <w:rPr>
+                <w:rFonts w:ascii="Bahnschrift SemiLight" w:hAnsi="Bahnschrift SemiLight"/>
+                <w:sz w:val="28"/>
+                <w:szCs w:val="28"/>
+              </w:rPr>
+              <w:t>70.00</w:t>
+            </w:r>
+            <w:r>
+              <w:rPr>
+                <w:rFonts w:ascii="Bahnschrift SemiLight" w:hAnsi="Bahnschrift SemiLight"/>
+                <w:sz w:val="28"/>
+                <w:szCs w:val="28"/>
+              </w:rPr>
+              <w:t>%)*</w:t>
             </w:r>
           </w:p>
         </w:tc>
@@ -277,7 +319,41 @@
                 <w:sz w:val="28"/>
                 <w:szCs w:val="28"/>
               </w:rPr>
-              <w:t>9 (31.03%)*</w:t>
+              <w:t>9</w:t>
+            </w:r>
+          </w:p>
+          <w:p>
+            <w:pPr>
+              <w:jc w:val="center"/>
+              <w:rPr>
+                <w:rFonts w:ascii="Bahnschrift SemiLight" w:hAnsi="Bahnschrift SemiLight"/>
+                <w:sz w:val="28"/>
+                <w:szCs w:val="28"/>
+              </w:rPr>
+            </w:pPr>
+            <w:r>
+              <w:rPr>
+                <w:rFonts w:ascii="Bahnschrift SemiLight" w:hAnsi="Bahnschrift SemiLight"/>
+                <w:sz w:val="28"/>
+                <w:szCs w:val="28"/>
+              </w:rPr>
+              <w:t>(3</w:t>
+            </w:r>
+            <w:r>
+              <w:rPr>
+                <w:rFonts w:ascii="Bahnschrift SemiLight" w:hAnsi="Bahnschrift SemiLight"/>
+                <w:sz w:val="28"/>
+                <w:szCs w:val="28"/>
+              </w:rPr>
+              <w:t>0.00</w:t>
+            </w:r>
+            <w:r>
+              <w:rPr>
+                <w:rFonts w:ascii="Bahnschrift SemiLight" w:hAnsi="Bahnschrift SemiLight"/>
+                <w:sz w:val="28"/>
+                <w:szCs w:val="28"/>
+              </w:rPr>
+              <w:t>%)*</w:t>
             </w:r>
           </w:p>
         </w:tc>
@@ -325,25 +401,49 @@
                 <w:sz w:val="28"/>
                 <w:szCs w:val="28"/>
               </w:rPr>
-              <w:t>36,242*</w:t>
-            </w:r>
-          </w:p>
-          <w:p>
-            <w:pPr>
-              <w:jc w:val="center"/>
-              <w:rPr>
-                <w:rFonts w:ascii="Bahnschrift SemiLight" w:hAnsi="Bahnschrift SemiLight"/>
-                <w:sz w:val="28"/>
-                <w:szCs w:val="28"/>
-              </w:rPr>
-            </w:pPr>
-            <w:r>
-              <w:rPr>
-                <w:rFonts w:ascii="Bahnschrift SemiLight" w:hAnsi="Bahnschrift SemiLight"/>
-                <w:sz w:val="28"/>
-                <w:szCs w:val="28"/>
-              </w:rPr>
-              <w:t>99.94%</w:t>
+              <w:t>36,</w:t>
+            </w:r>
+            <w:r>
+              <w:rPr>
+                <w:rFonts w:ascii="Bahnschrift SemiLight" w:hAnsi="Bahnschrift SemiLight"/>
+                <w:sz w:val="28"/>
+                <w:szCs w:val="28"/>
+              </w:rPr>
+              <w:t>401</w:t>
+            </w:r>
+            <w:r>
+              <w:rPr>
+                <w:rFonts w:ascii="Bahnschrift SemiLight" w:hAnsi="Bahnschrift SemiLight"/>
+                <w:sz w:val="28"/>
+                <w:szCs w:val="28"/>
+              </w:rPr>
+              <w:t>*</w:t>
+            </w:r>
+          </w:p>
+          <w:p>
+            <w:pPr>
+              <w:jc w:val="center"/>
+              <w:rPr>
+                <w:rFonts w:ascii="Bahnschrift SemiLight" w:hAnsi="Bahnschrift SemiLight"/>
+                <w:sz w:val="28"/>
+                <w:szCs w:val="28"/>
+              </w:rPr>
+            </w:pPr>
+            <w:r>
+              <w:rPr>
+                <w:rFonts w:ascii="Bahnschrift SemiLight" w:hAnsi="Bahnschrift SemiLight"/>
+                <w:sz w:val="28"/>
+                <w:szCs w:val="28"/>
+              </w:rPr>
+              <w:t>99.74</w:t>
+            </w:r>
+            <w:r>
+              <w:rPr>
+                <w:rFonts w:ascii="Bahnschrift SemiLight" w:hAnsi="Bahnschrift SemiLight"/>
+                <w:sz w:val="28"/>
+                <w:szCs w:val="28"/>
+              </w:rPr>
+              <w:t>%</w:t>
             </w:r>
           </w:p>
         </w:tc>
@@ -366,25 +466,41 @@
                 <w:sz w:val="28"/>
                 <w:szCs w:val="28"/>
               </w:rPr>
-              <w:t>22*</w:t>
-            </w:r>
-          </w:p>
-          <w:p>
-            <w:pPr>
-              <w:jc w:val="center"/>
-              <w:rPr>
-                <w:rFonts w:ascii="Bahnschrift SemiLight" w:hAnsi="Bahnschrift SemiLight"/>
-                <w:sz w:val="28"/>
-                <w:szCs w:val="28"/>
-              </w:rPr>
-            </w:pPr>
-            <w:r>
-              <w:rPr>
-                <w:rFonts w:ascii="Bahnschrift SemiLight" w:hAnsi="Bahnschrift SemiLight"/>
-                <w:sz w:val="28"/>
-                <w:szCs w:val="28"/>
-              </w:rPr>
-              <w:t>0.06%</w:t>
+              <w:t>96</w:t>
+            </w:r>
+            <w:r>
+              <w:rPr>
+                <w:rFonts w:ascii="Bahnschrift SemiLight" w:hAnsi="Bahnschrift SemiLight"/>
+                <w:sz w:val="28"/>
+                <w:szCs w:val="28"/>
+              </w:rPr>
+              <w:t>*</w:t>
+            </w:r>
+          </w:p>
+          <w:p>
+            <w:pPr>
+              <w:jc w:val="center"/>
+              <w:rPr>
+                <w:rFonts w:ascii="Bahnschrift SemiLight" w:hAnsi="Bahnschrift SemiLight"/>
+                <w:sz w:val="28"/>
+                <w:szCs w:val="28"/>
+              </w:rPr>
+            </w:pPr>
+            <w:r>
+              <w:rPr>
+                <w:rFonts w:ascii="Bahnschrift SemiLight" w:hAnsi="Bahnschrift SemiLight"/>
+                <w:sz w:val="28"/>
+                <w:szCs w:val="28"/>
+              </w:rPr>
+              <w:t>0.26</w:t>
+            </w:r>
+            <w:r>
+              <w:rPr>
+                <w:rFonts w:ascii="Bahnschrift SemiLight" w:hAnsi="Bahnschrift SemiLight"/>
+                <w:sz w:val="28"/>
+                <w:szCs w:val="28"/>
+              </w:rPr>
+              <w:t>%</w:t>
             </w:r>
           </w:p>
         </w:tc>
@@ -432,25 +548,49 @@
                 <w:sz w:val="28"/>
                 <w:szCs w:val="28"/>
               </w:rPr>
-              <w:t>24,578*</w:t>
-            </w:r>
-          </w:p>
-          <w:p>
-            <w:pPr>
-              <w:jc w:val="center"/>
-              <w:rPr>
-                <w:rFonts w:ascii="Bahnschrift SemiLight" w:hAnsi="Bahnschrift SemiLight"/>
-                <w:sz w:val="28"/>
-                <w:szCs w:val="28"/>
-              </w:rPr>
-            </w:pPr>
-            <w:r>
-              <w:rPr>
-                <w:rFonts w:ascii="Bahnschrift SemiLight" w:hAnsi="Bahnschrift SemiLight"/>
-                <w:sz w:val="28"/>
-                <w:szCs w:val="28"/>
-              </w:rPr>
-              <w:t>99.88%</w:t>
+              <w:t>24,5</w:t>
+            </w:r>
+            <w:r>
+              <w:rPr>
+                <w:rFonts w:ascii="Bahnschrift SemiLight" w:hAnsi="Bahnschrift SemiLight"/>
+                <w:sz w:val="28"/>
+                <w:szCs w:val="28"/>
+              </w:rPr>
+              <w:t>80</w:t>
+            </w:r>
+            <w:r>
+              <w:rPr>
+                <w:rFonts w:ascii="Bahnschrift SemiLight" w:hAnsi="Bahnschrift SemiLight"/>
+                <w:sz w:val="28"/>
+                <w:szCs w:val="28"/>
+              </w:rPr>
+              <w:t>*</w:t>
+            </w:r>
+          </w:p>
+          <w:p>
+            <w:pPr>
+              <w:jc w:val="center"/>
+              <w:rPr>
+                <w:rFonts w:ascii="Bahnschrift SemiLight" w:hAnsi="Bahnschrift SemiLight"/>
+                <w:sz w:val="28"/>
+                <w:szCs w:val="28"/>
+              </w:rPr>
+            </w:pPr>
+            <w:r>
+              <w:rPr>
+                <w:rFonts w:ascii="Bahnschrift SemiLight" w:hAnsi="Bahnschrift SemiLight"/>
+                <w:sz w:val="28"/>
+                <w:szCs w:val="28"/>
+              </w:rPr>
+              <w:t>99.42</w:t>
+            </w:r>
+            <w:r>
+              <w:rPr>
+                <w:rFonts w:ascii="Bahnschrift SemiLight" w:hAnsi="Bahnschrift SemiLight"/>
+                <w:sz w:val="28"/>
+                <w:szCs w:val="28"/>
+              </w:rPr>
+              <w:t>%</w:t>
             </w:r>
           </w:p>
         </w:tc>
@@ -473,25 +613,41 @@
                 <w:sz w:val="28"/>
                 <w:szCs w:val="28"/>
               </w:rPr>
-              <w:t>30*</w:t>
-            </w:r>
-          </w:p>
-          <w:p>
-            <w:pPr>
-              <w:jc w:val="center"/>
-              <w:rPr>
-                <w:rFonts w:ascii="Bahnschrift SemiLight" w:hAnsi="Bahnschrift SemiLight"/>
-                <w:sz w:val="28"/>
-                <w:szCs w:val="28"/>
-              </w:rPr>
-            </w:pPr>
-            <w:r>
-              <w:rPr>
-                <w:rFonts w:ascii="Bahnschrift SemiLight" w:hAnsi="Bahnschrift SemiLight"/>
-                <w:sz w:val="28"/>
-                <w:szCs w:val="28"/>
-              </w:rPr>
-              <w:t>0.12%</w:t>
+              <w:t>144</w:t>
+            </w:r>
+            <w:r>
+              <w:rPr>
+                <w:rFonts w:ascii="Bahnschrift SemiLight" w:hAnsi="Bahnschrift SemiLight"/>
+                <w:sz w:val="28"/>
+                <w:szCs w:val="28"/>
+              </w:rPr>
+              <w:t>*</w:t>
+            </w:r>
+          </w:p>
+          <w:p>
+            <w:pPr>
+              <w:jc w:val="center"/>
+              <w:rPr>
+                <w:rFonts w:ascii="Bahnschrift SemiLight" w:hAnsi="Bahnschrift SemiLight"/>
+                <w:sz w:val="28"/>
+                <w:szCs w:val="28"/>
+              </w:rPr>
+            </w:pPr>
+            <w:r>
+              <w:rPr>
+                <w:rFonts w:ascii="Bahnschrift SemiLight" w:hAnsi="Bahnschrift SemiLight"/>
+                <w:sz w:val="28"/>
+                <w:szCs w:val="28"/>
+              </w:rPr>
+              <w:t>0.58</w:t>
+            </w:r>
+            <w:r>
+              <w:rPr>
+                <w:rFonts w:ascii="Bahnschrift SemiLight" w:hAnsi="Bahnschrift SemiLight"/>
+                <w:sz w:val="28"/>
+                <w:szCs w:val="28"/>
+              </w:rPr>
+              <w:t>%</w:t>
             </w:r>
           </w:p>
         </w:tc>
@@ -610,7 +766,23 @@
                 <w:sz w:val="28"/>
                 <w:szCs w:val="28"/>
               </w:rPr>
-              <w:t>2751 words</w:t>
+              <w:t>2</w:t>
+            </w:r>
+            <w:r>
+              <w:rPr>
+                <w:rFonts w:ascii="Bahnschrift SemiLight" w:hAnsi="Bahnschrift SemiLight"/>
+                <w:sz w:val="28"/>
+                <w:szCs w:val="28"/>
+              </w:rPr>
+              <w:t>999</w:t>
+            </w:r>
+            <w:r>
+              <w:rPr>
+                <w:rFonts w:ascii="Bahnschrift SemiLight" w:hAnsi="Bahnschrift SemiLight"/>
+                <w:sz w:val="28"/>
+                <w:szCs w:val="28"/>
+              </w:rPr>
+              <w:t xml:space="preserve"> words</w:t>
             </w:r>
           </w:p>
           <w:p>
@@ -717,7 +889,41 @@
                 <w:sz w:val="28"/>
                 <w:szCs w:val="28"/>
               </w:rPr>
-              <w:t>82 words</w:t>
+              <w:t>8</w:t>
+            </w:r>
+            <w:r>
+              <w:rPr>
+                <w:rFonts w:ascii="Bahnschrift SemiLight" w:hAnsi="Bahnschrift SemiLight"/>
+                <w:sz w:val="28"/>
+                <w:szCs w:val="28"/>
+              </w:rPr>
+              <w:t>4</w:t>
+            </w:r>
+            <w:r>
+              <w:rPr>
+                <w:rFonts w:ascii="Bahnschrift SemiLight" w:hAnsi="Bahnschrift SemiLight"/>
+                <w:sz w:val="28"/>
+                <w:szCs w:val="28"/>
+              </w:rPr>
+              <w:t xml:space="preserve"> words</w:t>
+            </w:r>
+          </w:p>
+          <w:p>
+            <w:pPr>
+              <w:jc w:val="center"/>
+              <w:rPr>
+                <w:rFonts w:ascii="Bahnschrift SemiLight" w:hAnsi="Bahnschrift SemiLight"/>
+                <w:sz w:val="28"/>
+                <w:szCs w:val="28"/>
+              </w:rPr>
+            </w:pPr>
+            <w:r>
+              <w:rPr>
+                <w:rFonts w:ascii="Bahnschrift SemiLight" w:hAnsi="Bahnschrift SemiLight"/>
+                <w:sz w:val="28"/>
+                <w:szCs w:val="28"/>
+              </w:rPr>
+              <w:t>35.74%</w:t>
             </w:r>
           </w:p>
         </w:tc>
@@ -740,7 +946,25 @@
                 <w:sz w:val="28"/>
                 <w:szCs w:val="28"/>
               </w:rPr>
-              <w:t>0</w:t>
+              <w:t>151 words</w:t>
+            </w:r>
+          </w:p>
+          <w:p>
+            <w:pPr>
+              <w:jc w:val="center"/>
+              <w:rPr>
+                <w:rFonts w:ascii="Bahnschrift SemiLight" w:hAnsi="Bahnschrift SemiLight"/>
+                <w:sz w:val="28"/>
+                <w:szCs w:val="28"/>
+              </w:rPr>
+            </w:pPr>
+            <w:r>
+              <w:rPr>
+                <w:rFonts w:ascii="Bahnschrift SemiLight" w:hAnsi="Bahnschrift SemiLight"/>
+                <w:sz w:val="28"/>
+                <w:szCs w:val="28"/>
+              </w:rPr>
+              <w:t>64.26%</w:t>
             </w:r>
           </w:p>
         </w:tc>
@@ -845,7 +1069,31 @@
           <w:sz w:val="28"/>
           <w:szCs w:val="28"/>
         </w:rPr>
-        <w:t>* Taken at 30/08/2026 10:13pm through GitHub Insights</w:t>
+        <w:t xml:space="preserve">* Taken at 30/08/2026 </w:t>
+      </w:r>
+      <w:r>
+        <w:rPr>
+          <w:rFonts w:ascii="Bahnschrift SemiLight" w:hAnsi="Bahnschrift SemiLight"/>
+          <w:sz w:val="28"/>
+          <w:szCs w:val="28"/>
+        </w:rPr>
+        <w:t>11:4</w:t>
+      </w:r>
+      <w:r>
+        <w:rPr>
+          <w:rFonts w:ascii="Bahnschrift SemiLight" w:hAnsi="Bahnschrift SemiLight"/>
+          <w:sz w:val="28"/>
+          <w:szCs w:val="28"/>
+        </w:rPr>
+        <w:t>9</w:t>
+      </w:r>
+      <w:r>
+        <w:rPr>
+          <w:rFonts w:ascii="Bahnschrift SemiLight" w:hAnsi="Bahnschrift SemiLight"/>
+          <w:sz w:val="28"/>
+          <w:szCs w:val="28"/>
+        </w:rPr>
+        <w:t>pm through GitHub Insights</w:t>
       </w:r>
     </w:p>
     <w:p/>
